--- a/src/my_python_library/assets/files/ticket_18/ticket.docx
+++ b/src/my_python_library/assets/files/ticket_18/ticket.docx
@@ -179,7 +179,7 @@
           <w:sz w:val="28"/>
           <w:szCs w:val="28"/>
         </w:rPr>
-        <w:t xml:space="preserve">3. Создать React-компонент «Счётчик» с кнопками «Увеличить» и «Уменьшить».</w:t>
+        <w:t xml:space="preserve">3. Создать компонент «Счётчик» с кнопками «Увеличить» и «Уменьшить» на Python (Tkinter).</w:t>
       </w:r>
     </w:p>
     <w:p>
@@ -5255,7 +5255,7 @@
           <w:sz w:val="32"/>
           <w:szCs w:val="32"/>
         </w:rPr>
-        <w:t xml:space="preserve">Вопрос 3. React-компонент «Счётчик»</w:t>
+        <w:t xml:space="preserve">Вопрос 3. Python-компонент «Счётчик» (Tkinter)</w:t>
       </w:r>
     </w:p>
     <w:p>
@@ -5286,7 +5286,7 @@
           <w:sz w:val="28"/>
           <w:szCs w:val="28"/>
         </w:rPr>
-        <w:t xml:space="preserve">Требуется реализовать компонент «Счётчик», отображающий текущее число и две кнопки — «Увеличить» и «Уменьшить». При нажатии на кнопки число должно соответственно увеличиваться или уменьшаться на единицу. По условию задания предпочтителен React, что соответствует современной фронтенд-практике. Несмотря на кажущуюся простоту, эта задача — классический «hello world» React и демонстрирует ключевые концепции фреймворка: функциональные компоненты, хуки состояния (useState), обработчики событий и однонаправленный поток данных.</w:t>
+        <w:t xml:space="preserve">Требуется реализовать компонент «Счётчик», отображающий текущее число и две кнопки — «Увеличить» и «Уменьшить». При нажатии на кнопки число должно соответственно увеличиваться или уменьшаться на единицу. По условию задания разрешён любой стек; в качестве платформы выбран Python с библиотекой Tkinter — стандартной библиотекой GUI Python, не требующей установки дополнительных пакетов. Это даёт переносимость на Windows, Linux и macOS и подходит для академической работы.</w:t>
       </w:r>
     </w:p>
     <w:p>
@@ -5317,7 +5317,7 @@
           <w:sz w:val="28"/>
           <w:szCs w:val="28"/>
         </w:rPr>
-        <w:t xml:space="preserve">Компонент строится по следующей архитектуре:</w:t>
+        <w:t xml:space="preserve">Компонент построен по следующим принципам:</w:t>
       </w:r>
     </w:p>
     <w:p>
@@ -5338,15 +5338,15 @@
           <w:sz w:val="28"/>
           <w:szCs w:val="28"/>
         </w:rPr>
-        <w:t xml:space="preserve">Функциональный компонент </w:t>
-      </w:r>
-      <w:r>
-        <w:rPr>
-          <w:rFonts w:ascii="Times New Roman" w:cs="Times New Roman" w:eastAsia="Times New Roman" w:hAnsi="Times New Roman"/>
-          <w:sz w:val="28"/>
-          <w:szCs w:val="28"/>
-        </w:rPr>
-        <w:t xml:space="preserve">(functional component) — современный стандарт React (с версии 16.8, 2019); классовые компоненты считаются устаревшими;</w:t>
+        <w:t xml:space="preserve">Объектно-ориентированный подход. </w:t>
+      </w:r>
+      <w:r>
+        <w:rPr>
+          <w:rFonts w:ascii="Times New Roman" w:cs="Times New Roman" w:eastAsia="Times New Roman" w:hAnsi="Times New Roman"/>
+          <w:sz w:val="28"/>
+          <w:szCs w:val="28"/>
+        </w:rPr>
+        <w:t xml:space="preserve">Вся логика инкапсулирована в классе Counter, в конструктор которого передаётся корневое окно tk.Tk. Это упрощает повторное использование и тестирование;</w:t>
       </w:r>
     </w:p>
     <w:p>
@@ -5367,15 +5367,15 @@
           <w:sz w:val="28"/>
           <w:szCs w:val="28"/>
         </w:rPr>
-        <w:t xml:space="preserve">Хук useState </w:t>
-      </w:r>
-      <w:r>
-        <w:rPr>
-          <w:rFonts w:ascii="Times New Roman" w:cs="Times New Roman" w:eastAsia="Times New Roman" w:hAnsi="Times New Roman"/>
-          <w:sz w:val="28"/>
-          <w:szCs w:val="28"/>
-        </w:rPr>
-        <w:t xml:space="preserve">— единственное состояние компонента: текущее значение счётчика count. Изменение состояния через setCount автоматически перерисовывает компонент;</w:t>
+        <w:t xml:space="preserve">Единственное состояние — атрибут self.count. </w:t>
+      </w:r>
+      <w:r>
+        <w:rPr>
+          <w:rFonts w:ascii="Times New Roman" w:cs="Times New Roman" w:eastAsia="Times New Roman" w:hAnsi="Times New Roman"/>
+          <w:sz w:val="28"/>
+          <w:szCs w:val="28"/>
+        </w:rPr>
+        <w:t xml:space="preserve">Целое число, инициализированное нулём. Изменяется только через методы increment(), decrement(), reset(). Каждое изменение сопровождается вызовом _update_display();</w:t>
       </w:r>
     </w:p>
     <w:p>
@@ -5396,15 +5396,15 @@
           <w:sz w:val="28"/>
           <w:szCs w:val="28"/>
         </w:rPr>
-        <w:t xml:space="preserve">Обработчики событий </w:t>
-      </w:r>
-      <w:r>
-        <w:rPr>
-          <w:rFonts w:ascii="Times New Roman" w:cs="Times New Roman" w:eastAsia="Times New Roman" w:hAnsi="Times New Roman"/>
-          <w:sz w:val="28"/>
-          <w:szCs w:val="28"/>
-        </w:rPr>
-        <w:t xml:space="preserve">— функции increment и decrement, прокидываемые в onClick кнопок;</w:t>
+        <w:t xml:space="preserve">Три обработчика — три метода класса. </w:t>
+      </w:r>
+      <w:r>
+        <w:rPr>
+          <w:rFonts w:ascii="Times New Roman" w:cs="Times New Roman" w:eastAsia="Times New Roman" w:hAnsi="Times New Roman"/>
+          <w:sz w:val="28"/>
+          <w:szCs w:val="28"/>
+        </w:rPr>
+        <w:t xml:space="preserve">increment() (увеличение на 1), decrement() (уменьшение на 1), reset() (сброс в 0). Привязываются к кнопкам через параметр command=;</w:t>
       </w:r>
     </w:p>
     <w:p>
@@ -5425,15 +5425,15 @@
           <w:sz w:val="28"/>
           <w:szCs w:val="28"/>
         </w:rPr>
-        <w:t xml:space="preserve">Функциональное обновление состояния </w:t>
-      </w:r>
-      <w:r>
-        <w:rPr>
-          <w:rFonts w:ascii="Times New Roman" w:cs="Times New Roman" w:eastAsia="Times New Roman" w:hAnsi="Times New Roman"/>
-          <w:sz w:val="28"/>
-          <w:szCs w:val="28"/>
-        </w:rPr>
-        <w:t xml:space="preserve">— setCount(prev =&gt; prev + 1) безопаснее, чем setCount(count + 1), особенно при пакетных обновлениях React 18;</w:t>
+        <w:t xml:space="preserve">Виджеты Tkinter. </w:t>
+      </w:r>
+      <w:r>
+        <w:rPr>
+          <w:rFonts w:ascii="Times New Roman" w:cs="Times New Roman" w:eastAsia="Times New Roman" w:hAnsi="Times New Roman"/>
+          <w:sz w:val="28"/>
+          <w:szCs w:val="28"/>
+        </w:rPr>
+        <w:t xml:space="preserve">tk.Frame (контейнер-карточка), tk.Label (подпись и крупное число), tk.Button (три кнопки: «+», «−», «Сбросить»);</w:t>
       </w:r>
     </w:p>
     <w:p>
@@ -5454,15 +5454,15 @@
           <w:sz w:val="28"/>
           <w:szCs w:val="28"/>
         </w:rPr>
-        <w:t xml:space="preserve">Доступность </w:t>
-      </w:r>
-      <w:r>
-        <w:rPr>
-          <w:rFonts w:ascii="Times New Roman" w:cs="Times New Roman" w:eastAsia="Times New Roman" w:hAnsi="Times New Roman"/>
-          <w:sz w:val="28"/>
-          <w:szCs w:val="28"/>
-        </w:rPr>
-        <w:t xml:space="preserve">— семантический HTML (button), ARIA-атрибуты, поддержка клавиатурной навигации (Tab + Enter / Space);</w:t>
+        <w:t xml:space="preserve">Цветовая индикация числа. </w:t>
+      </w:r>
+      <w:r>
+        <w:rPr>
+          <w:rFonts w:ascii="Times New Roman" w:cs="Times New Roman" w:eastAsia="Times New Roman" w:hAnsi="Times New Roman"/>
+          <w:sz w:val="28"/>
+          <w:szCs w:val="28"/>
+        </w:rPr>
+        <w:t xml:space="preserve">Цвет крупного числа меняется в зависимости от знака: положительное — зелёный (COLOR_NUM_POS), отрицательное — красный (COLOR_NUM_NEG), ноль — тёмно-серый (COLOR_NUM_ZERO). Это даёт мгновенную визуальную обратную связь;</w:t>
       </w:r>
     </w:p>
     <w:p>
@@ -5483,15 +5483,15 @@
           <w:sz w:val="28"/>
           <w:szCs w:val="28"/>
         </w:rPr>
-        <w:t xml:space="preserve">Стилизация через Tailwind CSS </w:t>
-      </w:r>
-      <w:r>
-        <w:rPr>
-          <w:rFonts w:ascii="Times New Roman" w:cs="Times New Roman" w:eastAsia="Times New Roman" w:hAnsi="Times New Roman"/>
-          <w:sz w:val="28"/>
-          <w:szCs w:val="28"/>
-        </w:rPr>
-        <w:t xml:space="preserve">— утилитарный подход без отдельных CSS-файлов; визуальная обратная связь через hover-эффекты;</w:t>
+        <w:t xml:space="preserve">Кнопка «Сбросить» с состоянием disabled. </w:t>
+      </w:r>
+      <w:r>
+        <w:rPr>
+          <w:rFonts w:ascii="Times New Roman" w:cs="Times New Roman" w:eastAsia="Times New Roman" w:hAnsi="Times New Roman"/>
+          <w:sz w:val="28"/>
+          <w:szCs w:val="28"/>
+        </w:rPr>
+        <w:t xml:space="preserve">При count = 0 кнопка отключена (state="disabled"), что предотвращает бесполезные клики и визуально показывает, что сбрасывать нечего;</w:t>
       </w:r>
     </w:p>
     <w:p>
@@ -5512,15 +5512,44 @@
           <w:sz w:val="28"/>
           <w:szCs w:val="28"/>
         </w:rPr>
-        <w:t xml:space="preserve">Дополнительные возможности </w:t>
-      </w:r>
-      <w:r>
-        <w:rPr>
-          <w:rFonts w:ascii="Times New Roman" w:cs="Times New Roman" w:eastAsia="Times New Roman" w:hAnsi="Times New Roman"/>
-          <w:sz w:val="28"/>
-          <w:szCs w:val="28"/>
-        </w:rPr>
-        <w:t xml:space="preserve">— кнопка «Сброс», цветовая индикация знака числа (нейтральный 0, зелёный +, красный −).</w:t>
+        <w:t xml:space="preserve">Горячие клавиши через bind(). </w:t>
+      </w:r>
+      <w:r>
+        <w:rPr>
+          <w:rFonts w:ascii="Times New Roman" w:cs="Times New Roman" w:eastAsia="Times New Roman" w:hAnsi="Times New Roman"/>
+          <w:sz w:val="28"/>
+          <w:szCs w:val="28"/>
+        </w:rPr>
+        <w:t xml:space="preserve">Помимо мыши, поддерживаются: «+» / «−» на основной клавиатуре, стрелки «↑» / «↓», «R» / «r» для сброса. Реализованы привязкой к корневому окну self.root.bind();</w:t>
+      </w:r>
+    </w:p>
+    <w:p>
+      <w:pPr>
+        <w:pStyle w:val="ListParagraph"/>
+        <w:numPr>
+          <w:ilvl w:val="0"/>
+          <w:numId w:val="2"/>
+        </w:numPr>
+        <w:spacing w:after="60" w:line="360"/>
+        <w:jc w:val="both"/>
+      </w:pPr>
+      <w:r>
+        <w:rPr>
+          <w:rFonts w:ascii="Times New Roman" w:cs="Times New Roman" w:eastAsia="Times New Roman" w:hAnsi="Times New Roman"/>
+          <w:b/>
+          <w:bCs/>
+          <w:sz w:val="28"/>
+          <w:szCs w:val="28"/>
+        </w:rPr>
+        <w:t xml:space="preserve">Доступность. </w:t>
+      </w:r>
+      <w:r>
+        <w:rPr>
+          <w:rFonts w:ascii="Times New Roman" w:cs="Times New Roman" w:eastAsia="Times New Roman" w:hAnsi="Times New Roman"/>
+          <w:sz w:val="28"/>
+          <w:szCs w:val="28"/>
+        </w:rPr>
+        <w:t xml:space="preserve">cursor="hand2" меняет курсор на «руку» при наведении на кнопки, activebackground задаёт цвет при нажатии — даёт визуальную обратную связь.</w:t>
       </w:r>
     </w:p>
     <w:p>
@@ -5536,7 +5565,7 @@
           <w:sz w:val="30"/>
           <w:szCs w:val="30"/>
         </w:rPr>
-        <w:t xml:space="preserve">3.3. Полный исходный код компонента</w:t>
+        <w:t xml:space="preserve">3.3. Полный исходный код (counter_tk.py)</w:t>
       </w:r>
     </w:p>
     <w:tbl>
@@ -5583,7 +5612,7 @@
                 <w:sz w:val="22"/>
                 <w:szCs w:val="22"/>
               </w:rPr>
-              <w:t xml:space="preserve">import React, { useState } from "react";</w:t>
+              <w:t xml:space="preserve">import tkinter as tk</w:t>
             </w:r>
           </w:p>
           <w:p>
@@ -5611,63 +5640,105 @@
                 <w:sz w:val="22"/>
                 <w:szCs w:val="22"/>
               </w:rPr>
-              <w:t xml:space="preserve">// =====================================================================</w:t>
-            </w:r>
-          </w:p>
-          <w:p>
-            <w:pPr>
-              <w:spacing w:after="0" w:line="280"/>
-              <w:jc w:val="left"/>
-            </w:pPr>
-            <w:r>
-              <w:rPr>
-                <w:rFonts w:ascii="Consolas" w:cs="Consolas" w:eastAsia="Consolas" w:hAnsi="Consolas"/>
-                <w:sz w:val="22"/>
-                <w:szCs w:val="22"/>
-              </w:rPr>
-              <w:t xml:space="preserve">// Компонент Counter</w:t>
-            </w:r>
-          </w:p>
-          <w:p>
-            <w:pPr>
-              <w:spacing w:after="0" w:line="280"/>
-              <w:jc w:val="left"/>
-            </w:pPr>
-            <w:r>
-              <w:rPr>
-                <w:rFonts w:ascii="Consolas" w:cs="Consolas" w:eastAsia="Consolas" w:hAnsi="Consolas"/>
-                <w:sz w:val="22"/>
-                <w:szCs w:val="22"/>
-              </w:rPr>
-              <w:t xml:space="preserve">// =====================================================================</w:t>
-            </w:r>
-          </w:p>
-          <w:p>
-            <w:pPr>
-              <w:spacing w:after="0" w:line="280"/>
-              <w:jc w:val="left"/>
-            </w:pPr>
-            <w:r>
-              <w:rPr>
-                <w:rFonts w:ascii="Consolas" w:cs="Consolas" w:eastAsia="Consolas" w:hAnsi="Consolas"/>
-                <w:sz w:val="22"/>
-                <w:szCs w:val="22"/>
-              </w:rPr>
-              <w:t xml:space="preserve">export default function Counter() {</w:t>
-            </w:r>
-          </w:p>
-          <w:p>
-            <w:pPr>
-              <w:spacing w:after="0" w:line="280"/>
-              <w:jc w:val="left"/>
-            </w:pPr>
-            <w:r>
-              <w:rPr>
-                <w:rFonts w:ascii="Consolas" w:cs="Consolas" w:eastAsia="Consolas" w:hAnsi="Consolas"/>
-                <w:sz w:val="22"/>
-                <w:szCs w:val="22"/>
-              </w:rPr>
-              <w:t xml:space="preserve">  const [count, setCount] = useState(0);</w:t>
+              <w:t xml:space="preserve"># ----- Цветовая палитра -----</w:t>
+            </w:r>
+          </w:p>
+          <w:p>
+            <w:pPr>
+              <w:spacing w:after="0" w:line="280"/>
+              <w:jc w:val="left"/>
+            </w:pPr>
+            <w:r>
+              <w:rPr>
+                <w:rFonts w:ascii="Consolas" w:cs="Consolas" w:eastAsia="Consolas" w:hAnsi="Consolas"/>
+                <w:sz w:val="22"/>
+                <w:szCs w:val="22"/>
+              </w:rPr>
+              <w:t xml:space="preserve">COLOR_BG       = "#F5F7FA"</w:t>
+            </w:r>
+          </w:p>
+          <w:p>
+            <w:pPr>
+              <w:spacing w:after="0" w:line="280"/>
+              <w:jc w:val="left"/>
+            </w:pPr>
+            <w:r>
+              <w:rPr>
+                <w:rFonts w:ascii="Consolas" w:cs="Consolas" w:eastAsia="Consolas" w:hAnsi="Consolas"/>
+                <w:sz w:val="22"/>
+                <w:szCs w:val="22"/>
+              </w:rPr>
+              <w:t xml:space="preserve">COLOR_CARD     = "#FFFFFF"</w:t>
+            </w:r>
+          </w:p>
+          <w:p>
+            <w:pPr>
+              <w:spacing w:after="0" w:line="280"/>
+              <w:jc w:val="left"/>
+            </w:pPr>
+            <w:r>
+              <w:rPr>
+                <w:rFonts w:ascii="Consolas" w:cs="Consolas" w:eastAsia="Consolas" w:hAnsi="Consolas"/>
+                <w:sz w:val="22"/>
+                <w:szCs w:val="22"/>
+              </w:rPr>
+              <w:t xml:space="preserve">COLOR_HINT     = "#6B7280"</w:t>
+            </w:r>
+          </w:p>
+          <w:p>
+            <w:pPr>
+              <w:spacing w:after="0" w:line="280"/>
+              <w:jc w:val="left"/>
+            </w:pPr>
+            <w:r>
+              <w:rPr>
+                <w:rFonts w:ascii="Consolas" w:cs="Consolas" w:eastAsia="Consolas" w:hAnsi="Consolas"/>
+                <w:sz w:val="22"/>
+                <w:szCs w:val="22"/>
+              </w:rPr>
+              <w:t xml:space="preserve">COLOR_BTN_PLUS = "#2563EB"</w:t>
+            </w:r>
+          </w:p>
+          <w:p>
+            <w:pPr>
+              <w:spacing w:after="0" w:line="280"/>
+              <w:jc w:val="left"/>
+            </w:pPr>
+            <w:r>
+              <w:rPr>
+                <w:rFonts w:ascii="Consolas" w:cs="Consolas" w:eastAsia="Consolas" w:hAnsi="Consolas"/>
+                <w:sz w:val="22"/>
+                <w:szCs w:val="22"/>
+              </w:rPr>
+              <w:t xml:space="preserve">COLOR_BTN_PLUS_HOV = "#1E40AF"</w:t>
+            </w:r>
+          </w:p>
+          <w:p>
+            <w:pPr>
+              <w:spacing w:after="0" w:line="280"/>
+              <w:jc w:val="left"/>
+            </w:pPr>
+            <w:r>
+              <w:rPr>
+                <w:rFonts w:ascii="Consolas" w:cs="Consolas" w:eastAsia="Consolas" w:hAnsi="Consolas"/>
+                <w:sz w:val="22"/>
+                <w:szCs w:val="22"/>
+              </w:rPr>
+              <w:t xml:space="preserve">COLOR_BTN_MINUS = "#DC2626"</w:t>
+            </w:r>
+          </w:p>
+          <w:p>
+            <w:pPr>
+              <w:spacing w:after="0" w:line="280"/>
+              <w:jc w:val="left"/>
+            </w:pPr>
+            <w:r>
+              <w:rPr>
+                <w:rFonts w:ascii="Consolas" w:cs="Consolas" w:eastAsia="Consolas" w:hAnsi="Consolas"/>
+                <w:sz w:val="22"/>
+                <w:szCs w:val="22"/>
+              </w:rPr>
+              <w:t xml:space="preserve">COLOR_BTN_MINUS_HOV = "#991B1B"</w:t>
             </w:r>
           </w:p>
           <w:p>
@@ -5695,49 +5766,49 @@
                 <w:sz w:val="22"/>
                 <w:szCs w:val="22"/>
               </w:rPr>
-              <w:t xml:space="preserve">  // Обработчики событий</w:t>
-            </w:r>
-          </w:p>
-          <w:p>
-            <w:pPr>
-              <w:spacing w:after="0" w:line="280"/>
-              <w:jc w:val="left"/>
-            </w:pPr>
-            <w:r>
-              <w:rPr>
-                <w:rFonts w:ascii="Consolas" w:cs="Consolas" w:eastAsia="Consolas" w:hAnsi="Consolas"/>
-                <w:sz w:val="22"/>
-                <w:szCs w:val="22"/>
-              </w:rPr>
-              <w:t xml:space="preserve">  const increment = () =&gt; setCount((prev) =&gt; prev + 1);</w:t>
-            </w:r>
-          </w:p>
-          <w:p>
-            <w:pPr>
-              <w:spacing w:after="0" w:line="280"/>
-              <w:jc w:val="left"/>
-            </w:pPr>
-            <w:r>
-              <w:rPr>
-                <w:rFonts w:ascii="Consolas" w:cs="Consolas" w:eastAsia="Consolas" w:hAnsi="Consolas"/>
-                <w:sz w:val="22"/>
-                <w:szCs w:val="22"/>
-              </w:rPr>
-              <w:t xml:space="preserve">  const decrement = () =&gt; setCount((prev) =&gt; prev - 1);</w:t>
-            </w:r>
-          </w:p>
-          <w:p>
-            <w:pPr>
-              <w:spacing w:after="0" w:line="280"/>
-              <w:jc w:val="left"/>
-            </w:pPr>
-            <w:r>
-              <w:rPr>
-                <w:rFonts w:ascii="Consolas" w:cs="Consolas" w:eastAsia="Consolas" w:hAnsi="Consolas"/>
-                <w:sz w:val="22"/>
-                <w:szCs w:val="22"/>
-              </w:rPr>
-              <w:t xml:space="preserve">  const reset = () =&gt; setCount(0);</w:t>
+              <w:t xml:space="preserve"># Цвет числа в зависимости от знака</w:t>
+            </w:r>
+          </w:p>
+          <w:p>
+            <w:pPr>
+              <w:spacing w:after="0" w:line="280"/>
+              <w:jc w:val="left"/>
+            </w:pPr>
+            <w:r>
+              <w:rPr>
+                <w:rFonts w:ascii="Consolas" w:cs="Consolas" w:eastAsia="Consolas" w:hAnsi="Consolas"/>
+                <w:sz w:val="22"/>
+                <w:szCs w:val="22"/>
+              </w:rPr>
+              <w:t xml:space="preserve">COLOR_NUM_POS  = "#059669"   # положительное — зелёный</w:t>
+            </w:r>
+          </w:p>
+          <w:p>
+            <w:pPr>
+              <w:spacing w:after="0" w:line="280"/>
+              <w:jc w:val="left"/>
+            </w:pPr>
+            <w:r>
+              <w:rPr>
+                <w:rFonts w:ascii="Consolas" w:cs="Consolas" w:eastAsia="Consolas" w:hAnsi="Consolas"/>
+                <w:sz w:val="22"/>
+                <w:szCs w:val="22"/>
+              </w:rPr>
+              <w:t xml:space="preserve">COLOR_NUM_NEG  = "#DC2626"   # отрицательное — красный</w:t>
+            </w:r>
+          </w:p>
+          <w:p>
+            <w:pPr>
+              <w:spacing w:after="0" w:line="280"/>
+              <w:jc w:val="left"/>
+            </w:pPr>
+            <w:r>
+              <w:rPr>
+                <w:rFonts w:ascii="Consolas" w:cs="Consolas" w:eastAsia="Consolas" w:hAnsi="Consolas"/>
+                <w:sz w:val="22"/>
+                <w:szCs w:val="22"/>
+              </w:rPr>
+              <w:t xml:space="preserve">COLOR_NUM_ZERO = "#1F2937"   # ноль — тёмно-серый</w:t>
             </w:r>
           </w:p>
           <w:p>
@@ -5765,76 +5836,6 @@
                 <w:sz w:val="22"/>
                 <w:szCs w:val="22"/>
               </w:rPr>
-              <w:t xml:space="preserve">  // Цвет числа в зависимости от знака</w:t>
-            </w:r>
-          </w:p>
-          <w:p>
-            <w:pPr>
-              <w:spacing w:after="0" w:line="280"/>
-              <w:jc w:val="left"/>
-            </w:pPr>
-            <w:r>
-              <w:rPr>
-                <w:rFonts w:ascii="Consolas" w:cs="Consolas" w:eastAsia="Consolas" w:hAnsi="Consolas"/>
-                <w:sz w:val="22"/>
-                <w:szCs w:val="22"/>
-              </w:rPr>
-              <w:t xml:space="preserve">  const numberColor =</w:t>
-            </w:r>
-          </w:p>
-          <w:p>
-            <w:pPr>
-              <w:spacing w:after="0" w:line="280"/>
-              <w:jc w:val="left"/>
-            </w:pPr>
-            <w:r>
-              <w:rPr>
-                <w:rFonts w:ascii="Consolas" w:cs="Consolas" w:eastAsia="Consolas" w:hAnsi="Consolas"/>
-                <w:sz w:val="22"/>
-                <w:szCs w:val="22"/>
-              </w:rPr>
-              <w:t xml:space="preserve">    count &gt; 0 ? "text-green-600" :</w:t>
-            </w:r>
-          </w:p>
-          <w:p>
-            <w:pPr>
-              <w:spacing w:after="0" w:line="280"/>
-              <w:jc w:val="left"/>
-            </w:pPr>
-            <w:r>
-              <w:rPr>
-                <w:rFonts w:ascii="Consolas" w:cs="Consolas" w:eastAsia="Consolas" w:hAnsi="Consolas"/>
-                <w:sz w:val="22"/>
-                <w:szCs w:val="22"/>
-              </w:rPr>
-              <w:t xml:space="preserve">    count &lt; 0 ? "text-red-600" :</w:t>
-            </w:r>
-          </w:p>
-          <w:p>
-            <w:pPr>
-              <w:spacing w:after="0" w:line="280"/>
-              <w:jc w:val="left"/>
-            </w:pPr>
-            <w:r>
-              <w:rPr>
-                <w:rFonts w:ascii="Consolas" w:cs="Consolas" w:eastAsia="Consolas" w:hAnsi="Consolas"/>
-                <w:sz w:val="22"/>
-                <w:szCs w:val="22"/>
-              </w:rPr>
-              <w:t xml:space="preserve">    "text-gray-900";</w:t>
-            </w:r>
-          </w:p>
-          <w:p>
-            <w:pPr>
-              <w:spacing w:after="0" w:line="280"/>
-              <w:jc w:val="left"/>
-            </w:pPr>
-            <w:r>
-              <w:rPr>
-                <w:rFonts w:ascii="Consolas" w:cs="Consolas" w:eastAsia="Consolas" w:hAnsi="Consolas"/>
-                <w:sz w:val="22"/>
-                <w:szCs w:val="22"/>
-              </w:rPr>
               <w:t xml:space="preserve"> </w:t>
             </w:r>
           </w:p>
@@ -5849,77 +5850,21 @@
                 <w:sz w:val="22"/>
                 <w:szCs w:val="22"/>
               </w:rPr>
-              <w:t xml:space="preserve">  return (</w:t>
-            </w:r>
-          </w:p>
-          <w:p>
-            <w:pPr>
-              <w:spacing w:after="0" w:line="280"/>
-              <w:jc w:val="left"/>
-            </w:pPr>
-            <w:r>
-              <w:rPr>
-                <w:rFonts w:ascii="Consolas" w:cs="Consolas" w:eastAsia="Consolas" w:hAnsi="Consolas"/>
-                <w:sz w:val="22"/>
-                <w:szCs w:val="22"/>
-              </w:rPr>
-              <w:t xml:space="preserve">    &lt;div className="max-w-sm mx-auto p-8 bg-white rounded-xl shadow-md</w:t>
-            </w:r>
-          </w:p>
-          <w:p>
-            <w:pPr>
-              <w:spacing w:after="0" w:line="280"/>
-              <w:jc w:val="left"/>
-            </w:pPr>
-            <w:r>
-              <w:rPr>
-                <w:rFonts w:ascii="Consolas" w:cs="Consolas" w:eastAsia="Consolas" w:hAnsi="Consolas"/>
-                <w:sz w:val="22"/>
-                <w:szCs w:val="22"/>
-              </w:rPr>
-              <w:t xml:space="preserve">                    border border-gray-200"&gt;</w:t>
-            </w:r>
-          </w:p>
-          <w:p>
-            <w:pPr>
-              <w:spacing w:after="0" w:line="280"/>
-              <w:jc w:val="left"/>
-            </w:pPr>
-            <w:r>
-              <w:rPr>
-                <w:rFonts w:ascii="Consolas" w:cs="Consolas" w:eastAsia="Consolas" w:hAnsi="Consolas"/>
-                <w:sz w:val="22"/>
-                <w:szCs w:val="22"/>
-              </w:rPr>
-              <w:t xml:space="preserve">      &lt;h2 className="text-lg font-semibold text-center text-gray-500 mb-2"&gt;</w:t>
-            </w:r>
-          </w:p>
-          <w:p>
-            <w:pPr>
-              <w:spacing w:after="0" w:line="280"/>
-              <w:jc w:val="left"/>
-            </w:pPr>
-            <w:r>
-              <w:rPr>
-                <w:rFonts w:ascii="Consolas" w:cs="Consolas" w:eastAsia="Consolas" w:hAnsi="Consolas"/>
-                <w:sz w:val="22"/>
-                <w:szCs w:val="22"/>
-              </w:rPr>
-              <w:t xml:space="preserve">        Счётчик</w:t>
-            </w:r>
-          </w:p>
-          <w:p>
-            <w:pPr>
-              <w:spacing w:after="0" w:line="280"/>
-              <w:jc w:val="left"/>
-            </w:pPr>
-            <w:r>
-              <w:rPr>
-                <w:rFonts w:ascii="Consolas" w:cs="Consolas" w:eastAsia="Consolas" w:hAnsi="Consolas"/>
-                <w:sz w:val="22"/>
-                <w:szCs w:val="22"/>
-              </w:rPr>
-              <w:t xml:space="preserve">      &lt;/h2&gt;</w:t>
+              <w:t xml:space="preserve">class Counter:</w:t>
+            </w:r>
+          </w:p>
+          <w:p>
+            <w:pPr>
+              <w:spacing w:after="0" w:line="280"/>
+              <w:jc w:val="left"/>
+            </w:pPr>
+            <w:r>
+              <w:rPr>
+                <w:rFonts w:ascii="Consolas" w:cs="Consolas" w:eastAsia="Consolas" w:hAnsi="Consolas"/>
+                <w:sz w:val="22"/>
+                <w:szCs w:val="22"/>
+              </w:rPr>
+              <w:t xml:space="preserve">    """Компонент-счётчик с инкрементом и декрементом."""</w:t>
             </w:r>
           </w:p>
           <w:p>
@@ -5947,105 +5892,77 @@
                 <w:sz w:val="22"/>
                 <w:szCs w:val="22"/>
               </w:rPr>
-              <w:t xml:space="preserve">      {/* Текущее значение */}</w:t>
-            </w:r>
-          </w:p>
-          <w:p>
-            <w:pPr>
-              <w:spacing w:after="0" w:line="280"/>
-              <w:jc w:val="left"/>
-            </w:pPr>
-            <w:r>
-              <w:rPr>
-                <w:rFonts w:ascii="Consolas" w:cs="Consolas" w:eastAsia="Consolas" w:hAnsi="Consolas"/>
-                <w:sz w:val="22"/>
-                <w:szCs w:val="22"/>
-              </w:rPr>
-              <w:t xml:space="preserve">      &lt;p</w:t>
-            </w:r>
-          </w:p>
-          <w:p>
-            <w:pPr>
-              <w:spacing w:after="0" w:line="280"/>
-              <w:jc w:val="left"/>
-            </w:pPr>
-            <w:r>
-              <w:rPr>
-                <w:rFonts w:ascii="Consolas" w:cs="Consolas" w:eastAsia="Consolas" w:hAnsi="Consolas"/>
-                <w:sz w:val="22"/>
-                <w:szCs w:val="22"/>
-              </w:rPr>
-              <w:t xml:space="preserve">        className={`text-7xl font-bold text-center mb-6 ${numberColor}`}</w:t>
-            </w:r>
-          </w:p>
-          <w:p>
-            <w:pPr>
-              <w:spacing w:after="0" w:line="280"/>
-              <w:jc w:val="left"/>
-            </w:pPr>
-            <w:r>
-              <w:rPr>
-                <w:rFonts w:ascii="Consolas" w:cs="Consolas" w:eastAsia="Consolas" w:hAnsi="Consolas"/>
-                <w:sz w:val="22"/>
-                <w:szCs w:val="22"/>
-              </w:rPr>
-              <w:t xml:space="preserve">        aria-live="polite"</w:t>
-            </w:r>
-          </w:p>
-          <w:p>
-            <w:pPr>
-              <w:spacing w:after="0" w:line="280"/>
-              <w:jc w:val="left"/>
-            </w:pPr>
-            <w:r>
-              <w:rPr>
-                <w:rFonts w:ascii="Consolas" w:cs="Consolas" w:eastAsia="Consolas" w:hAnsi="Consolas"/>
-                <w:sz w:val="22"/>
-                <w:szCs w:val="22"/>
-              </w:rPr>
-              <w:t xml:space="preserve">        aria-label={`Текущее значение: ${count}`}</w:t>
-            </w:r>
-          </w:p>
-          <w:p>
-            <w:pPr>
-              <w:spacing w:after="0" w:line="280"/>
-              <w:jc w:val="left"/>
-            </w:pPr>
-            <w:r>
-              <w:rPr>
-                <w:rFonts w:ascii="Consolas" w:cs="Consolas" w:eastAsia="Consolas" w:hAnsi="Consolas"/>
-                <w:sz w:val="22"/>
-                <w:szCs w:val="22"/>
-              </w:rPr>
-              <w:t xml:space="preserve">      &gt;</w:t>
-            </w:r>
-          </w:p>
-          <w:p>
-            <w:pPr>
-              <w:spacing w:after="0" w:line="280"/>
-              <w:jc w:val="left"/>
-            </w:pPr>
-            <w:r>
-              <w:rPr>
-                <w:rFonts w:ascii="Consolas" w:cs="Consolas" w:eastAsia="Consolas" w:hAnsi="Consolas"/>
-                <w:sz w:val="22"/>
-                <w:szCs w:val="22"/>
-              </w:rPr>
-              <w:t xml:space="preserve">        {count}</w:t>
-            </w:r>
-          </w:p>
-          <w:p>
-            <w:pPr>
-              <w:spacing w:after="0" w:line="280"/>
-              <w:jc w:val="left"/>
-            </w:pPr>
-            <w:r>
-              <w:rPr>
-                <w:rFonts w:ascii="Consolas" w:cs="Consolas" w:eastAsia="Consolas" w:hAnsi="Consolas"/>
-                <w:sz w:val="22"/>
-                <w:szCs w:val="22"/>
-              </w:rPr>
-              <w:t xml:space="preserve">      &lt;/p&gt;</w:t>
+              <w:t xml:space="preserve">    def __init__(self, root: tk.Tk):</w:t>
+            </w:r>
+          </w:p>
+          <w:p>
+            <w:pPr>
+              <w:spacing w:after="0" w:line="280"/>
+              <w:jc w:val="left"/>
+            </w:pPr>
+            <w:r>
+              <w:rPr>
+                <w:rFonts w:ascii="Consolas" w:cs="Consolas" w:eastAsia="Consolas" w:hAnsi="Consolas"/>
+                <w:sz w:val="22"/>
+                <w:szCs w:val="22"/>
+              </w:rPr>
+              <w:t xml:space="preserve">        self.root = root</w:t>
+            </w:r>
+          </w:p>
+          <w:p>
+            <w:pPr>
+              <w:spacing w:after="0" w:line="280"/>
+              <w:jc w:val="left"/>
+            </w:pPr>
+            <w:r>
+              <w:rPr>
+                <w:rFonts w:ascii="Consolas" w:cs="Consolas" w:eastAsia="Consolas" w:hAnsi="Consolas"/>
+                <w:sz w:val="22"/>
+                <w:szCs w:val="22"/>
+              </w:rPr>
+              <w:t xml:space="preserve">        self.root.title("Счётчик")</w:t>
+            </w:r>
+          </w:p>
+          <w:p>
+            <w:pPr>
+              <w:spacing w:after="0" w:line="280"/>
+              <w:jc w:val="left"/>
+            </w:pPr>
+            <w:r>
+              <w:rPr>
+                <w:rFonts w:ascii="Consolas" w:cs="Consolas" w:eastAsia="Consolas" w:hAnsi="Consolas"/>
+                <w:sz w:val="22"/>
+                <w:szCs w:val="22"/>
+              </w:rPr>
+              <w:t xml:space="preserve">        self.root.geometry("420x420")</w:t>
+            </w:r>
+          </w:p>
+          <w:p>
+            <w:pPr>
+              <w:spacing w:after="0" w:line="280"/>
+              <w:jc w:val="left"/>
+            </w:pPr>
+            <w:r>
+              <w:rPr>
+                <w:rFonts w:ascii="Consolas" w:cs="Consolas" w:eastAsia="Consolas" w:hAnsi="Consolas"/>
+                <w:sz w:val="22"/>
+                <w:szCs w:val="22"/>
+              </w:rPr>
+              <w:t xml:space="preserve">        self.root.configure(bg=COLOR_BG)</w:t>
+            </w:r>
+          </w:p>
+          <w:p>
+            <w:pPr>
+              <w:spacing w:after="0" w:line="280"/>
+              <w:jc w:val="left"/>
+            </w:pPr>
+            <w:r>
+              <w:rPr>
+                <w:rFonts w:ascii="Consolas" w:cs="Consolas" w:eastAsia="Consolas" w:hAnsi="Consolas"/>
+                <w:sz w:val="22"/>
+                <w:szCs w:val="22"/>
+              </w:rPr>
+              <w:t xml:space="preserve">        self.count = 0</w:t>
             </w:r>
           </w:p>
           <w:p>
@@ -6073,315 +5990,63 @@
                 <w:sz w:val="22"/>
                 <w:szCs w:val="22"/>
               </w:rPr>
-              <w:t xml:space="preserve">      {/* Кнопки управления */}</w:t>
-            </w:r>
-          </w:p>
-          <w:p>
-            <w:pPr>
-              <w:spacing w:after="0" w:line="280"/>
-              <w:jc w:val="left"/>
-            </w:pPr>
-            <w:r>
-              <w:rPr>
-                <w:rFonts w:ascii="Consolas" w:cs="Consolas" w:eastAsia="Consolas" w:hAnsi="Consolas"/>
-                <w:sz w:val="22"/>
-                <w:szCs w:val="22"/>
-              </w:rPr>
-              <w:t xml:space="preserve">      &lt;div className="flex gap-3 mb-3"&gt;</w:t>
-            </w:r>
-          </w:p>
-          <w:p>
-            <w:pPr>
-              <w:spacing w:after="0" w:line="280"/>
-              <w:jc w:val="left"/>
-            </w:pPr>
-            <w:r>
-              <w:rPr>
-                <w:rFonts w:ascii="Consolas" w:cs="Consolas" w:eastAsia="Consolas" w:hAnsi="Consolas"/>
-                <w:sz w:val="22"/>
-                <w:szCs w:val="22"/>
-              </w:rPr>
-              <w:t xml:space="preserve">        &lt;button</w:t>
-            </w:r>
-          </w:p>
-          <w:p>
-            <w:pPr>
-              <w:spacing w:after="0" w:line="280"/>
-              <w:jc w:val="left"/>
-            </w:pPr>
-            <w:r>
-              <w:rPr>
-                <w:rFonts w:ascii="Consolas" w:cs="Consolas" w:eastAsia="Consolas" w:hAnsi="Consolas"/>
-                <w:sz w:val="22"/>
-                <w:szCs w:val="22"/>
-              </w:rPr>
-              <w:t xml:space="preserve">          onClick={decrement}</w:t>
-            </w:r>
-          </w:p>
-          <w:p>
-            <w:pPr>
-              <w:spacing w:after="0" w:line="280"/>
-              <w:jc w:val="left"/>
-            </w:pPr>
-            <w:r>
-              <w:rPr>
-                <w:rFonts w:ascii="Consolas" w:cs="Consolas" w:eastAsia="Consolas" w:hAnsi="Consolas"/>
-                <w:sz w:val="22"/>
-                <w:szCs w:val="22"/>
-              </w:rPr>
-              <w:t xml:space="preserve">          aria-label="Уменьшить значение на 1"</w:t>
-            </w:r>
-          </w:p>
-          <w:p>
-            <w:pPr>
-              <w:spacing w:after="0" w:line="280"/>
-              <w:jc w:val="left"/>
-            </w:pPr>
-            <w:r>
-              <w:rPr>
-                <w:rFonts w:ascii="Consolas" w:cs="Consolas" w:eastAsia="Consolas" w:hAnsi="Consolas"/>
-                <w:sz w:val="22"/>
-                <w:szCs w:val="22"/>
-              </w:rPr>
-              <w:t xml:space="preserve">          className="flex-1 py-3 bg-red-600 hover:bg-red-700</w:t>
-            </w:r>
-          </w:p>
-          <w:p>
-            <w:pPr>
-              <w:spacing w:after="0" w:line="280"/>
-              <w:jc w:val="left"/>
-            </w:pPr>
-            <w:r>
-              <w:rPr>
-                <w:rFonts w:ascii="Consolas" w:cs="Consolas" w:eastAsia="Consolas" w:hAnsi="Consolas"/>
-                <w:sz w:val="22"/>
-                <w:szCs w:val="22"/>
-              </w:rPr>
-              <w:t xml:space="preserve">                     text-white font-bold text-2xl rounded-lg</w:t>
-            </w:r>
-          </w:p>
-          <w:p>
-            <w:pPr>
-              <w:spacing w:after="0" w:line="280"/>
-              <w:jc w:val="left"/>
-            </w:pPr>
-            <w:r>
-              <w:rPr>
-                <w:rFonts w:ascii="Consolas" w:cs="Consolas" w:eastAsia="Consolas" w:hAnsi="Consolas"/>
-                <w:sz w:val="22"/>
-                <w:szCs w:val="22"/>
-              </w:rPr>
-              <w:t xml:space="preserve">                     transition-colors focus:outline-none</w:t>
-            </w:r>
-          </w:p>
-          <w:p>
-            <w:pPr>
-              <w:spacing w:after="0" w:line="280"/>
-              <w:jc w:val="left"/>
-            </w:pPr>
-            <w:r>
-              <w:rPr>
-                <w:rFonts w:ascii="Consolas" w:cs="Consolas" w:eastAsia="Consolas" w:hAnsi="Consolas"/>
-                <w:sz w:val="22"/>
-                <w:szCs w:val="22"/>
-              </w:rPr>
-              <w:t xml:space="preserve">                     focus:ring-2 focus:ring-red-300"</w:t>
-            </w:r>
-          </w:p>
-          <w:p>
-            <w:pPr>
-              <w:spacing w:after="0" w:line="280"/>
-              <w:jc w:val="left"/>
-            </w:pPr>
-            <w:r>
-              <w:rPr>
-                <w:rFonts w:ascii="Consolas" w:cs="Consolas" w:eastAsia="Consolas" w:hAnsi="Consolas"/>
-                <w:sz w:val="22"/>
-                <w:szCs w:val="22"/>
-              </w:rPr>
-              <w:t xml:space="preserve">        &gt;</w:t>
-            </w:r>
-          </w:p>
-          <w:p>
-            <w:pPr>
-              <w:spacing w:after="0" w:line="280"/>
-              <w:jc w:val="left"/>
-            </w:pPr>
-            <w:r>
-              <w:rPr>
-                <w:rFonts w:ascii="Consolas" w:cs="Consolas" w:eastAsia="Consolas" w:hAnsi="Consolas"/>
-                <w:sz w:val="22"/>
-                <w:szCs w:val="22"/>
-              </w:rPr>
-              <w:t xml:space="preserve">          −</w:t>
-            </w:r>
-          </w:p>
-          <w:p>
-            <w:pPr>
-              <w:spacing w:after="0" w:line="280"/>
-              <w:jc w:val="left"/>
-            </w:pPr>
-            <w:r>
-              <w:rPr>
-                <w:rFonts w:ascii="Consolas" w:cs="Consolas" w:eastAsia="Consolas" w:hAnsi="Consolas"/>
-                <w:sz w:val="22"/>
-                <w:szCs w:val="22"/>
-              </w:rPr>
-              <w:t xml:space="preserve">        &lt;/button&gt;</w:t>
-            </w:r>
-          </w:p>
-          <w:p>
-            <w:pPr>
-              <w:spacing w:after="0" w:line="280"/>
-              <w:jc w:val="left"/>
-            </w:pPr>
-            <w:r>
-              <w:rPr>
-                <w:rFonts w:ascii="Consolas" w:cs="Consolas" w:eastAsia="Consolas" w:hAnsi="Consolas"/>
-                <w:sz w:val="22"/>
-                <w:szCs w:val="22"/>
-              </w:rPr>
-              <w:t xml:space="preserve">        &lt;button</w:t>
-            </w:r>
-          </w:p>
-          <w:p>
-            <w:pPr>
-              <w:spacing w:after="0" w:line="280"/>
-              <w:jc w:val="left"/>
-            </w:pPr>
-            <w:r>
-              <w:rPr>
-                <w:rFonts w:ascii="Consolas" w:cs="Consolas" w:eastAsia="Consolas" w:hAnsi="Consolas"/>
-                <w:sz w:val="22"/>
-                <w:szCs w:val="22"/>
-              </w:rPr>
-              <w:t xml:space="preserve">          onClick={increment}</w:t>
-            </w:r>
-          </w:p>
-          <w:p>
-            <w:pPr>
-              <w:spacing w:after="0" w:line="280"/>
-              <w:jc w:val="left"/>
-            </w:pPr>
-            <w:r>
-              <w:rPr>
-                <w:rFonts w:ascii="Consolas" w:cs="Consolas" w:eastAsia="Consolas" w:hAnsi="Consolas"/>
-                <w:sz w:val="22"/>
-                <w:szCs w:val="22"/>
-              </w:rPr>
-              <w:t xml:space="preserve">          aria-label="Увеличить значение на 1"</w:t>
-            </w:r>
-          </w:p>
-          <w:p>
-            <w:pPr>
-              <w:spacing w:after="0" w:line="280"/>
-              <w:jc w:val="left"/>
-            </w:pPr>
-            <w:r>
-              <w:rPr>
-                <w:rFonts w:ascii="Consolas" w:cs="Consolas" w:eastAsia="Consolas" w:hAnsi="Consolas"/>
-                <w:sz w:val="22"/>
-                <w:szCs w:val="22"/>
-              </w:rPr>
-              <w:t xml:space="preserve">          className="flex-1 py-3 bg-blue-600 hover:bg-blue-700</w:t>
-            </w:r>
-          </w:p>
-          <w:p>
-            <w:pPr>
-              <w:spacing w:after="0" w:line="280"/>
-              <w:jc w:val="left"/>
-            </w:pPr>
-            <w:r>
-              <w:rPr>
-                <w:rFonts w:ascii="Consolas" w:cs="Consolas" w:eastAsia="Consolas" w:hAnsi="Consolas"/>
-                <w:sz w:val="22"/>
-                <w:szCs w:val="22"/>
-              </w:rPr>
-              <w:t xml:space="preserve">                     text-white font-bold text-2xl rounded-lg</w:t>
-            </w:r>
-          </w:p>
-          <w:p>
-            <w:pPr>
-              <w:spacing w:after="0" w:line="280"/>
-              <w:jc w:val="left"/>
-            </w:pPr>
-            <w:r>
-              <w:rPr>
-                <w:rFonts w:ascii="Consolas" w:cs="Consolas" w:eastAsia="Consolas" w:hAnsi="Consolas"/>
-                <w:sz w:val="22"/>
-                <w:szCs w:val="22"/>
-              </w:rPr>
-              <w:t xml:space="preserve">                     transition-colors focus:outline-none</w:t>
-            </w:r>
-          </w:p>
-          <w:p>
-            <w:pPr>
-              <w:spacing w:after="0" w:line="280"/>
-              <w:jc w:val="left"/>
-            </w:pPr>
-            <w:r>
-              <w:rPr>
-                <w:rFonts w:ascii="Consolas" w:cs="Consolas" w:eastAsia="Consolas" w:hAnsi="Consolas"/>
-                <w:sz w:val="22"/>
-                <w:szCs w:val="22"/>
-              </w:rPr>
-              <w:t xml:space="preserve">                     focus:ring-2 focus:ring-blue-300"</w:t>
-            </w:r>
-          </w:p>
-          <w:p>
-            <w:pPr>
-              <w:spacing w:after="0" w:line="280"/>
-              <w:jc w:val="left"/>
-            </w:pPr>
-            <w:r>
-              <w:rPr>
-                <w:rFonts w:ascii="Consolas" w:cs="Consolas" w:eastAsia="Consolas" w:hAnsi="Consolas"/>
-                <w:sz w:val="22"/>
-                <w:szCs w:val="22"/>
-              </w:rPr>
-              <w:t xml:space="preserve">        &gt;</w:t>
-            </w:r>
-          </w:p>
-          <w:p>
-            <w:pPr>
-              <w:spacing w:after="0" w:line="280"/>
-              <w:jc w:val="left"/>
-            </w:pPr>
-            <w:r>
-              <w:rPr>
-                <w:rFonts w:ascii="Consolas" w:cs="Consolas" w:eastAsia="Consolas" w:hAnsi="Consolas"/>
-                <w:sz w:val="22"/>
-                <w:szCs w:val="22"/>
-              </w:rPr>
-              <w:t xml:space="preserve">          +</w:t>
-            </w:r>
-          </w:p>
-          <w:p>
-            <w:pPr>
-              <w:spacing w:after="0" w:line="280"/>
-              <w:jc w:val="left"/>
-            </w:pPr>
-            <w:r>
-              <w:rPr>
-                <w:rFonts w:ascii="Consolas" w:cs="Consolas" w:eastAsia="Consolas" w:hAnsi="Consolas"/>
-                <w:sz w:val="22"/>
-                <w:szCs w:val="22"/>
-              </w:rPr>
-              <w:t xml:space="preserve">        &lt;/button&gt;</w:t>
-            </w:r>
-          </w:p>
-          <w:p>
-            <w:pPr>
-              <w:spacing w:after="0" w:line="280"/>
-              <w:jc w:val="left"/>
-            </w:pPr>
-            <w:r>
-              <w:rPr>
-                <w:rFonts w:ascii="Consolas" w:cs="Consolas" w:eastAsia="Consolas" w:hAnsi="Consolas"/>
-                <w:sz w:val="22"/>
-                <w:szCs w:val="22"/>
-              </w:rPr>
-              <w:t xml:space="preserve">      &lt;/div&gt;</w:t>
+              <w:t xml:space="preserve">        # Карточка</w:t>
+            </w:r>
+          </w:p>
+          <w:p>
+            <w:pPr>
+              <w:spacing w:after="0" w:line="280"/>
+              <w:jc w:val="left"/>
+            </w:pPr>
+            <w:r>
+              <w:rPr>
+                <w:rFonts w:ascii="Consolas" w:cs="Consolas" w:eastAsia="Consolas" w:hAnsi="Consolas"/>
+                <w:sz w:val="22"/>
+                <w:szCs w:val="22"/>
+              </w:rPr>
+              <w:t xml:space="preserve">        card = tk.Frame(root, bg=COLOR_CARD, padx=30, pady=30,</w:t>
+            </w:r>
+          </w:p>
+          <w:p>
+            <w:pPr>
+              <w:spacing w:after="0" w:line="280"/>
+              <w:jc w:val="left"/>
+            </w:pPr>
+            <w:r>
+              <w:rPr>
+                <w:rFonts w:ascii="Consolas" w:cs="Consolas" w:eastAsia="Consolas" w:hAnsi="Consolas"/>
+                <w:sz w:val="22"/>
+                <w:szCs w:val="22"/>
+              </w:rPr>
+              <w:t xml:space="preserve">                        highlightbackground="#E5E7EB",</w:t>
+            </w:r>
+          </w:p>
+          <w:p>
+            <w:pPr>
+              <w:spacing w:after="0" w:line="280"/>
+              <w:jc w:val="left"/>
+            </w:pPr>
+            <w:r>
+              <w:rPr>
+                <w:rFonts w:ascii="Consolas" w:cs="Consolas" w:eastAsia="Consolas" w:hAnsi="Consolas"/>
+                <w:sz w:val="22"/>
+                <w:szCs w:val="22"/>
+              </w:rPr>
+              <w:t xml:space="preserve">                        highlightthickness=1)</w:t>
+            </w:r>
+          </w:p>
+          <w:p>
+            <w:pPr>
+              <w:spacing w:after="0" w:line="280"/>
+              <w:jc w:val="left"/>
+            </w:pPr>
+            <w:r>
+              <w:rPr>
+                <w:rFonts w:ascii="Consolas" w:cs="Consolas" w:eastAsia="Consolas" w:hAnsi="Consolas"/>
+                <w:sz w:val="22"/>
+                <w:szCs w:val="22"/>
+              </w:rPr>
+              <w:t xml:space="preserve">        card.pack(fill="both", expand=True, padx=25, pady=25)</w:t>
             </w:r>
           </w:p>
           <w:p>
@@ -6409,63 +6074,49 @@
                 <w:sz w:val="22"/>
                 <w:szCs w:val="22"/>
               </w:rPr>
-              <w:t xml:space="preserve">      {/* Подписи к кнопкам */}</w:t>
-            </w:r>
-          </w:p>
-          <w:p>
-            <w:pPr>
-              <w:spacing w:after="0" w:line="280"/>
-              <w:jc w:val="left"/>
-            </w:pPr>
-            <w:r>
-              <w:rPr>
-                <w:rFonts w:ascii="Consolas" w:cs="Consolas" w:eastAsia="Consolas" w:hAnsi="Consolas"/>
-                <w:sz w:val="22"/>
-                <w:szCs w:val="22"/>
-              </w:rPr>
-              <w:t xml:space="preserve">      &lt;div className="flex gap-3 text-xs text-gray-500 mb-4"&gt;</w:t>
-            </w:r>
-          </w:p>
-          <w:p>
-            <w:pPr>
-              <w:spacing w:after="0" w:line="280"/>
-              <w:jc w:val="left"/>
-            </w:pPr>
-            <w:r>
-              <w:rPr>
-                <w:rFonts w:ascii="Consolas" w:cs="Consolas" w:eastAsia="Consolas" w:hAnsi="Consolas"/>
-                <w:sz w:val="22"/>
-                <w:szCs w:val="22"/>
-              </w:rPr>
-              <w:t xml:space="preserve">        &lt;span className="flex-1 text-center"&gt;Уменьшить&lt;/span&gt;</w:t>
-            </w:r>
-          </w:p>
-          <w:p>
-            <w:pPr>
-              <w:spacing w:after="0" w:line="280"/>
-              <w:jc w:val="left"/>
-            </w:pPr>
-            <w:r>
-              <w:rPr>
-                <w:rFonts w:ascii="Consolas" w:cs="Consolas" w:eastAsia="Consolas" w:hAnsi="Consolas"/>
-                <w:sz w:val="22"/>
-                <w:szCs w:val="22"/>
-              </w:rPr>
-              <w:t xml:space="preserve">        &lt;span className="flex-1 text-center"&gt;Увеличить&lt;/span&gt;</w:t>
-            </w:r>
-          </w:p>
-          <w:p>
-            <w:pPr>
-              <w:spacing w:after="0" w:line="280"/>
-              <w:jc w:val="left"/>
-            </w:pPr>
-            <w:r>
-              <w:rPr>
-                <w:rFonts w:ascii="Consolas" w:cs="Consolas" w:eastAsia="Consolas" w:hAnsi="Consolas"/>
-                <w:sz w:val="22"/>
-                <w:szCs w:val="22"/>
-              </w:rPr>
-              <w:t xml:space="preserve">      &lt;/div&gt;</w:t>
+              <w:t xml:space="preserve">        # Подпись «Счётчик»</w:t>
+            </w:r>
+          </w:p>
+          <w:p>
+            <w:pPr>
+              <w:spacing w:after="0" w:line="280"/>
+              <w:jc w:val="left"/>
+            </w:pPr>
+            <w:r>
+              <w:rPr>
+                <w:rFonts w:ascii="Consolas" w:cs="Consolas" w:eastAsia="Consolas" w:hAnsi="Consolas"/>
+                <w:sz w:val="22"/>
+                <w:szCs w:val="22"/>
+              </w:rPr>
+              <w:t xml:space="preserve">        tk.Label(card, text="Счётчик",</w:t>
+            </w:r>
+          </w:p>
+          <w:p>
+            <w:pPr>
+              <w:spacing w:after="0" w:line="280"/>
+              <w:jc w:val="left"/>
+            </w:pPr>
+            <w:r>
+              <w:rPr>
+                <w:rFonts w:ascii="Consolas" w:cs="Consolas" w:eastAsia="Consolas" w:hAnsi="Consolas"/>
+                <w:sz w:val="22"/>
+                <w:szCs w:val="22"/>
+              </w:rPr>
+              <w:t xml:space="preserve">                 font=("Arial", 14, "bold"),</w:t>
+            </w:r>
+          </w:p>
+          <w:p>
+            <w:pPr>
+              <w:spacing w:after="0" w:line="280"/>
+              <w:jc w:val="left"/>
+            </w:pPr>
+            <w:r>
+              <w:rPr>
+                <w:rFonts w:ascii="Consolas" w:cs="Consolas" w:eastAsia="Consolas" w:hAnsi="Consolas"/>
+                <w:sz w:val="22"/>
+                <w:szCs w:val="22"/>
+              </w:rPr>
+              <w:t xml:space="preserve">                 bg=COLOR_CARD, fg=COLOR_HINT).pack(pady=(5, 5))</w:t>
             </w:r>
           </w:p>
           <w:p>
@@ -6493,189 +6144,1337 @@
                 <w:sz w:val="22"/>
                 <w:szCs w:val="22"/>
               </w:rPr>
-              <w:t xml:space="preserve">      {/* Кнопка сброса */}</w:t>
-            </w:r>
-          </w:p>
-          <w:p>
-            <w:pPr>
-              <w:spacing w:after="0" w:line="280"/>
-              <w:jc w:val="left"/>
-            </w:pPr>
-            <w:r>
-              <w:rPr>
-                <w:rFonts w:ascii="Consolas" w:cs="Consolas" w:eastAsia="Consolas" w:hAnsi="Consolas"/>
-                <w:sz w:val="22"/>
-                <w:szCs w:val="22"/>
-              </w:rPr>
-              <w:t xml:space="preserve">      &lt;button</w:t>
-            </w:r>
-          </w:p>
-          <w:p>
-            <w:pPr>
-              <w:spacing w:after="0" w:line="280"/>
-              <w:jc w:val="left"/>
-            </w:pPr>
-            <w:r>
-              <w:rPr>
-                <w:rFonts w:ascii="Consolas" w:cs="Consolas" w:eastAsia="Consolas" w:hAnsi="Consolas"/>
-                <w:sz w:val="22"/>
-                <w:szCs w:val="22"/>
-              </w:rPr>
-              <w:t xml:space="preserve">        onClick={reset}</w:t>
-            </w:r>
-          </w:p>
-          <w:p>
-            <w:pPr>
-              <w:spacing w:after="0" w:line="280"/>
-              <w:jc w:val="left"/>
-            </w:pPr>
-            <w:r>
-              <w:rPr>
-                <w:rFonts w:ascii="Consolas" w:cs="Consolas" w:eastAsia="Consolas" w:hAnsi="Consolas"/>
-                <w:sz w:val="22"/>
-                <w:szCs w:val="22"/>
-              </w:rPr>
-              <w:t xml:space="preserve">        disabled={count === 0}</w:t>
-            </w:r>
-          </w:p>
-          <w:p>
-            <w:pPr>
-              <w:spacing w:after="0" w:line="280"/>
-              <w:jc w:val="left"/>
-            </w:pPr>
-            <w:r>
-              <w:rPr>
-                <w:rFonts w:ascii="Consolas" w:cs="Consolas" w:eastAsia="Consolas" w:hAnsi="Consolas"/>
-                <w:sz w:val="22"/>
-                <w:szCs w:val="22"/>
-              </w:rPr>
-              <w:t xml:space="preserve">        className="w-full py-2 text-sm text-gray-600</w:t>
-            </w:r>
-          </w:p>
-          <w:p>
-            <w:pPr>
-              <w:spacing w:after="0" w:line="280"/>
-              <w:jc w:val="left"/>
-            </w:pPr>
-            <w:r>
-              <w:rPr>
-                <w:rFonts w:ascii="Consolas" w:cs="Consolas" w:eastAsia="Consolas" w:hAnsi="Consolas"/>
-                <w:sz w:val="22"/>
-                <w:szCs w:val="22"/>
-              </w:rPr>
-              <w:t xml:space="preserve">                   border border-gray-300 rounded-lg</w:t>
-            </w:r>
-          </w:p>
-          <w:p>
-            <w:pPr>
-              <w:spacing w:after="0" w:line="280"/>
-              <w:jc w:val="left"/>
-            </w:pPr>
-            <w:r>
-              <w:rPr>
-                <w:rFonts w:ascii="Consolas" w:cs="Consolas" w:eastAsia="Consolas" w:hAnsi="Consolas"/>
-                <w:sz w:val="22"/>
-                <w:szCs w:val="22"/>
-              </w:rPr>
-              <w:t xml:space="preserve">                   hover:bg-gray-50 disabled:opacity-40</w:t>
-            </w:r>
-          </w:p>
-          <w:p>
-            <w:pPr>
-              <w:spacing w:after="0" w:line="280"/>
-              <w:jc w:val="left"/>
-            </w:pPr>
-            <w:r>
-              <w:rPr>
-                <w:rFonts w:ascii="Consolas" w:cs="Consolas" w:eastAsia="Consolas" w:hAnsi="Consolas"/>
-                <w:sz w:val="22"/>
-                <w:szCs w:val="22"/>
-              </w:rPr>
-              <w:t xml:space="preserve">                   disabled:cursor-not-allowed transition-colors"</w:t>
-            </w:r>
-          </w:p>
-          <w:p>
-            <w:pPr>
-              <w:spacing w:after="0" w:line="280"/>
-              <w:jc w:val="left"/>
-            </w:pPr>
-            <w:r>
-              <w:rPr>
-                <w:rFonts w:ascii="Consolas" w:cs="Consolas" w:eastAsia="Consolas" w:hAnsi="Consolas"/>
-                <w:sz w:val="22"/>
-                <w:szCs w:val="22"/>
-              </w:rPr>
-              <w:t xml:space="preserve">      &gt;</w:t>
-            </w:r>
-          </w:p>
-          <w:p>
-            <w:pPr>
-              <w:spacing w:after="0" w:line="280"/>
-              <w:jc w:val="left"/>
-            </w:pPr>
-            <w:r>
-              <w:rPr>
-                <w:rFonts w:ascii="Consolas" w:cs="Consolas" w:eastAsia="Consolas" w:hAnsi="Consolas"/>
-                <w:sz w:val="22"/>
-                <w:szCs w:val="22"/>
-              </w:rPr>
-              <w:t xml:space="preserve">        Сбросить</w:t>
-            </w:r>
-          </w:p>
-          <w:p>
-            <w:pPr>
-              <w:spacing w:after="0" w:line="280"/>
-              <w:jc w:val="left"/>
-            </w:pPr>
-            <w:r>
-              <w:rPr>
-                <w:rFonts w:ascii="Consolas" w:cs="Consolas" w:eastAsia="Consolas" w:hAnsi="Consolas"/>
-                <w:sz w:val="22"/>
-                <w:szCs w:val="22"/>
-              </w:rPr>
-              <w:t xml:space="preserve">      &lt;/button&gt;</w:t>
-            </w:r>
-          </w:p>
-          <w:p>
-            <w:pPr>
-              <w:spacing w:after="0" w:line="280"/>
-              <w:jc w:val="left"/>
-            </w:pPr>
-            <w:r>
-              <w:rPr>
-                <w:rFonts w:ascii="Consolas" w:cs="Consolas" w:eastAsia="Consolas" w:hAnsi="Consolas"/>
-                <w:sz w:val="22"/>
-                <w:szCs w:val="22"/>
-              </w:rPr>
-              <w:t xml:space="preserve">    &lt;/div&gt;</w:t>
-            </w:r>
-          </w:p>
-          <w:p>
-            <w:pPr>
-              <w:spacing w:after="0" w:line="280"/>
-              <w:jc w:val="left"/>
-            </w:pPr>
-            <w:r>
-              <w:rPr>
-                <w:rFonts w:ascii="Consolas" w:cs="Consolas" w:eastAsia="Consolas" w:hAnsi="Consolas"/>
-                <w:sz w:val="22"/>
-                <w:szCs w:val="22"/>
-              </w:rPr>
-              <w:t xml:space="preserve">  );</w:t>
-            </w:r>
-          </w:p>
-          <w:p>
-            <w:pPr>
-              <w:spacing w:after="0" w:line="280"/>
-              <w:jc w:val="left"/>
-            </w:pPr>
-            <w:r>
-              <w:rPr>
-                <w:rFonts w:ascii="Consolas" w:cs="Consolas" w:eastAsia="Consolas" w:hAnsi="Consolas"/>
-                <w:sz w:val="22"/>
-                <w:szCs w:val="22"/>
-              </w:rPr>
-              <w:t xml:space="preserve">}</w:t>
+              <w:t xml:space="preserve">        # Текущее значение — крупно</w:t>
+            </w:r>
+          </w:p>
+          <w:p>
+            <w:pPr>
+              <w:spacing w:after="0" w:line="280"/>
+              <w:jc w:val="left"/>
+            </w:pPr>
+            <w:r>
+              <w:rPr>
+                <w:rFonts w:ascii="Consolas" w:cs="Consolas" w:eastAsia="Consolas" w:hAnsi="Consolas"/>
+                <w:sz w:val="22"/>
+                <w:szCs w:val="22"/>
+              </w:rPr>
+              <w:t xml:space="preserve">        self.count_label = tk.Label(</w:t>
+            </w:r>
+          </w:p>
+          <w:p>
+            <w:pPr>
+              <w:spacing w:after="0" w:line="280"/>
+              <w:jc w:val="left"/>
+            </w:pPr>
+            <w:r>
+              <w:rPr>
+                <w:rFonts w:ascii="Consolas" w:cs="Consolas" w:eastAsia="Consolas" w:hAnsi="Consolas"/>
+                <w:sz w:val="22"/>
+                <w:szCs w:val="22"/>
+              </w:rPr>
+              <w:t xml:space="preserve">            card, text="0",</w:t>
+            </w:r>
+          </w:p>
+          <w:p>
+            <w:pPr>
+              <w:spacing w:after="0" w:line="280"/>
+              <w:jc w:val="left"/>
+            </w:pPr>
+            <w:r>
+              <w:rPr>
+                <w:rFonts w:ascii="Consolas" w:cs="Consolas" w:eastAsia="Consolas" w:hAnsi="Consolas"/>
+                <w:sz w:val="22"/>
+                <w:szCs w:val="22"/>
+              </w:rPr>
+              <w:t xml:space="preserve">            font=("Arial", 64, "bold"),</w:t>
+            </w:r>
+          </w:p>
+          <w:p>
+            <w:pPr>
+              <w:spacing w:after="0" w:line="280"/>
+              <w:jc w:val="left"/>
+            </w:pPr>
+            <w:r>
+              <w:rPr>
+                <w:rFonts w:ascii="Consolas" w:cs="Consolas" w:eastAsia="Consolas" w:hAnsi="Consolas"/>
+                <w:sz w:val="22"/>
+                <w:szCs w:val="22"/>
+              </w:rPr>
+              <w:t xml:space="preserve">            bg=COLOR_CARD, fg=COLOR_NUM_ZERO</w:t>
+            </w:r>
+          </w:p>
+          <w:p>
+            <w:pPr>
+              <w:spacing w:after="0" w:line="280"/>
+              <w:jc w:val="left"/>
+            </w:pPr>
+            <w:r>
+              <w:rPr>
+                <w:rFonts w:ascii="Consolas" w:cs="Consolas" w:eastAsia="Consolas" w:hAnsi="Consolas"/>
+                <w:sz w:val="22"/>
+                <w:szCs w:val="22"/>
+              </w:rPr>
+              <w:t xml:space="preserve">        )</w:t>
+            </w:r>
+          </w:p>
+          <w:p>
+            <w:pPr>
+              <w:spacing w:after="0" w:line="280"/>
+              <w:jc w:val="left"/>
+            </w:pPr>
+            <w:r>
+              <w:rPr>
+                <w:rFonts w:ascii="Consolas" w:cs="Consolas" w:eastAsia="Consolas" w:hAnsi="Consolas"/>
+                <w:sz w:val="22"/>
+                <w:szCs w:val="22"/>
+              </w:rPr>
+              <w:t xml:space="preserve">        self.count_label.pack(pady=20)</w:t>
+            </w:r>
+          </w:p>
+          <w:p>
+            <w:pPr>
+              <w:spacing w:after="0" w:line="280"/>
+              <w:jc w:val="left"/>
+            </w:pPr>
+            <w:r>
+              <w:rPr>
+                <w:rFonts w:ascii="Consolas" w:cs="Consolas" w:eastAsia="Consolas" w:hAnsi="Consolas"/>
+                <w:sz w:val="22"/>
+                <w:szCs w:val="22"/>
+              </w:rPr>
+              <w:t xml:space="preserve"> </w:t>
+            </w:r>
+          </w:p>
+          <w:p>
+            <w:pPr>
+              <w:spacing w:after="0" w:line="280"/>
+              <w:jc w:val="left"/>
+            </w:pPr>
+            <w:r>
+              <w:rPr>
+                <w:rFonts w:ascii="Consolas" w:cs="Consolas" w:eastAsia="Consolas" w:hAnsi="Consolas"/>
+                <w:sz w:val="22"/>
+                <w:szCs w:val="22"/>
+              </w:rPr>
+              <w:t xml:space="preserve">        # Контейнер для кнопок</w:t>
+            </w:r>
+          </w:p>
+          <w:p>
+            <w:pPr>
+              <w:spacing w:after="0" w:line="280"/>
+              <w:jc w:val="left"/>
+            </w:pPr>
+            <w:r>
+              <w:rPr>
+                <w:rFonts w:ascii="Consolas" w:cs="Consolas" w:eastAsia="Consolas" w:hAnsi="Consolas"/>
+                <w:sz w:val="22"/>
+                <w:szCs w:val="22"/>
+              </w:rPr>
+              <w:t xml:space="preserve">        btn_frame = tk.Frame(card, bg=COLOR_CARD)</w:t>
+            </w:r>
+          </w:p>
+          <w:p>
+            <w:pPr>
+              <w:spacing w:after="0" w:line="280"/>
+              <w:jc w:val="left"/>
+            </w:pPr>
+            <w:r>
+              <w:rPr>
+                <w:rFonts w:ascii="Consolas" w:cs="Consolas" w:eastAsia="Consolas" w:hAnsi="Consolas"/>
+                <w:sz w:val="22"/>
+                <w:szCs w:val="22"/>
+              </w:rPr>
+              <w:t xml:space="preserve">        btn_frame.pack(fill="x", pady=10)</w:t>
+            </w:r>
+          </w:p>
+          <w:p>
+            <w:pPr>
+              <w:spacing w:after="0" w:line="280"/>
+              <w:jc w:val="left"/>
+            </w:pPr>
+            <w:r>
+              <w:rPr>
+                <w:rFonts w:ascii="Consolas" w:cs="Consolas" w:eastAsia="Consolas" w:hAnsi="Consolas"/>
+                <w:sz w:val="22"/>
+                <w:szCs w:val="22"/>
+              </w:rPr>
+              <w:t xml:space="preserve"> </w:t>
+            </w:r>
+          </w:p>
+          <w:p>
+            <w:pPr>
+              <w:spacing w:after="0" w:line="280"/>
+              <w:jc w:val="left"/>
+            </w:pPr>
+            <w:r>
+              <w:rPr>
+                <w:rFonts w:ascii="Consolas" w:cs="Consolas" w:eastAsia="Consolas" w:hAnsi="Consolas"/>
+                <w:sz w:val="22"/>
+                <w:szCs w:val="22"/>
+              </w:rPr>
+              <w:t xml:space="preserve">        # Кнопка «−»</w:t>
+            </w:r>
+          </w:p>
+          <w:p>
+            <w:pPr>
+              <w:spacing w:after="0" w:line="280"/>
+              <w:jc w:val="left"/>
+            </w:pPr>
+            <w:r>
+              <w:rPr>
+                <w:rFonts w:ascii="Consolas" w:cs="Consolas" w:eastAsia="Consolas" w:hAnsi="Consolas"/>
+                <w:sz w:val="22"/>
+                <w:szCs w:val="22"/>
+              </w:rPr>
+              <w:t xml:space="preserve">        self.btn_minus = tk.Button(</w:t>
+            </w:r>
+          </w:p>
+          <w:p>
+            <w:pPr>
+              <w:spacing w:after="0" w:line="280"/>
+              <w:jc w:val="left"/>
+            </w:pPr>
+            <w:r>
+              <w:rPr>
+                <w:rFonts w:ascii="Consolas" w:cs="Consolas" w:eastAsia="Consolas" w:hAnsi="Consolas"/>
+                <w:sz w:val="22"/>
+                <w:szCs w:val="22"/>
+              </w:rPr>
+              <w:t xml:space="preserve">            btn_frame, text="−",</w:t>
+            </w:r>
+          </w:p>
+          <w:p>
+            <w:pPr>
+              <w:spacing w:after="0" w:line="280"/>
+              <w:jc w:val="left"/>
+            </w:pPr>
+            <w:r>
+              <w:rPr>
+                <w:rFonts w:ascii="Consolas" w:cs="Consolas" w:eastAsia="Consolas" w:hAnsi="Consolas"/>
+                <w:sz w:val="22"/>
+                <w:szCs w:val="22"/>
+              </w:rPr>
+              <w:t xml:space="preserve">            command=self.decrement,</w:t>
+            </w:r>
+          </w:p>
+          <w:p>
+            <w:pPr>
+              <w:spacing w:after="0" w:line="280"/>
+              <w:jc w:val="left"/>
+            </w:pPr>
+            <w:r>
+              <w:rPr>
+                <w:rFonts w:ascii="Consolas" w:cs="Consolas" w:eastAsia="Consolas" w:hAnsi="Consolas"/>
+                <w:sz w:val="22"/>
+                <w:szCs w:val="22"/>
+              </w:rPr>
+              <w:t xml:space="preserve">            bg=COLOR_BTN_MINUS, fg="white",</w:t>
+            </w:r>
+          </w:p>
+          <w:p>
+            <w:pPr>
+              <w:spacing w:after="0" w:line="280"/>
+              <w:jc w:val="left"/>
+            </w:pPr>
+            <w:r>
+              <w:rPr>
+                <w:rFonts w:ascii="Consolas" w:cs="Consolas" w:eastAsia="Consolas" w:hAnsi="Consolas"/>
+                <w:sz w:val="22"/>
+                <w:szCs w:val="22"/>
+              </w:rPr>
+              <w:t xml:space="preserve">            font=("Arial", 22, "bold"),</w:t>
+            </w:r>
+          </w:p>
+          <w:p>
+            <w:pPr>
+              <w:spacing w:after="0" w:line="280"/>
+              <w:jc w:val="left"/>
+            </w:pPr>
+            <w:r>
+              <w:rPr>
+                <w:rFonts w:ascii="Consolas" w:cs="Consolas" w:eastAsia="Consolas" w:hAnsi="Consolas"/>
+                <w:sz w:val="22"/>
+                <w:szCs w:val="22"/>
+              </w:rPr>
+              <w:t xml:space="preserve">            bd=0, cursor="hand2",</w:t>
+            </w:r>
+          </w:p>
+          <w:p>
+            <w:pPr>
+              <w:spacing w:after="0" w:line="280"/>
+              <w:jc w:val="left"/>
+            </w:pPr>
+            <w:r>
+              <w:rPr>
+                <w:rFonts w:ascii="Consolas" w:cs="Consolas" w:eastAsia="Consolas" w:hAnsi="Consolas"/>
+                <w:sz w:val="22"/>
+                <w:szCs w:val="22"/>
+              </w:rPr>
+              <w:t xml:space="preserve">            activebackground=COLOR_BTN_MINUS_HOV</w:t>
+            </w:r>
+          </w:p>
+          <w:p>
+            <w:pPr>
+              <w:spacing w:after="0" w:line="280"/>
+              <w:jc w:val="left"/>
+            </w:pPr>
+            <w:r>
+              <w:rPr>
+                <w:rFonts w:ascii="Consolas" w:cs="Consolas" w:eastAsia="Consolas" w:hAnsi="Consolas"/>
+                <w:sz w:val="22"/>
+                <w:szCs w:val="22"/>
+              </w:rPr>
+              <w:t xml:space="preserve">        )</w:t>
+            </w:r>
+          </w:p>
+          <w:p>
+            <w:pPr>
+              <w:spacing w:after="0" w:line="280"/>
+              <w:jc w:val="left"/>
+            </w:pPr>
+            <w:r>
+              <w:rPr>
+                <w:rFonts w:ascii="Consolas" w:cs="Consolas" w:eastAsia="Consolas" w:hAnsi="Consolas"/>
+                <w:sz w:val="22"/>
+                <w:szCs w:val="22"/>
+              </w:rPr>
+              <w:t xml:space="preserve">        self.btn_minus.pack(side="left", fill="x", expand=True,</w:t>
+            </w:r>
+          </w:p>
+          <w:p>
+            <w:pPr>
+              <w:spacing w:after="0" w:line="280"/>
+              <w:jc w:val="left"/>
+            </w:pPr>
+            <w:r>
+              <w:rPr>
+                <w:rFonts w:ascii="Consolas" w:cs="Consolas" w:eastAsia="Consolas" w:hAnsi="Consolas"/>
+                <w:sz w:val="22"/>
+                <w:szCs w:val="22"/>
+              </w:rPr>
+              <w:t xml:space="preserve">                            ipady=12, padx=(0, 5))</w:t>
+            </w:r>
+          </w:p>
+          <w:p>
+            <w:pPr>
+              <w:spacing w:after="0" w:line="280"/>
+              <w:jc w:val="left"/>
+            </w:pPr>
+            <w:r>
+              <w:rPr>
+                <w:rFonts w:ascii="Consolas" w:cs="Consolas" w:eastAsia="Consolas" w:hAnsi="Consolas"/>
+                <w:sz w:val="22"/>
+                <w:szCs w:val="22"/>
+              </w:rPr>
+              <w:t xml:space="preserve"> </w:t>
+            </w:r>
+          </w:p>
+          <w:p>
+            <w:pPr>
+              <w:spacing w:after="0" w:line="280"/>
+              <w:jc w:val="left"/>
+            </w:pPr>
+            <w:r>
+              <w:rPr>
+                <w:rFonts w:ascii="Consolas" w:cs="Consolas" w:eastAsia="Consolas" w:hAnsi="Consolas"/>
+                <w:sz w:val="22"/>
+                <w:szCs w:val="22"/>
+              </w:rPr>
+              <w:t xml:space="preserve">        # Кнопка «+»</w:t>
+            </w:r>
+          </w:p>
+          <w:p>
+            <w:pPr>
+              <w:spacing w:after="0" w:line="280"/>
+              <w:jc w:val="left"/>
+            </w:pPr>
+            <w:r>
+              <w:rPr>
+                <w:rFonts w:ascii="Consolas" w:cs="Consolas" w:eastAsia="Consolas" w:hAnsi="Consolas"/>
+                <w:sz w:val="22"/>
+                <w:szCs w:val="22"/>
+              </w:rPr>
+              <w:t xml:space="preserve">        self.btn_plus = tk.Button(</w:t>
+            </w:r>
+          </w:p>
+          <w:p>
+            <w:pPr>
+              <w:spacing w:after="0" w:line="280"/>
+              <w:jc w:val="left"/>
+            </w:pPr>
+            <w:r>
+              <w:rPr>
+                <w:rFonts w:ascii="Consolas" w:cs="Consolas" w:eastAsia="Consolas" w:hAnsi="Consolas"/>
+                <w:sz w:val="22"/>
+                <w:szCs w:val="22"/>
+              </w:rPr>
+              <w:t xml:space="preserve">            btn_frame, text="+",</w:t>
+            </w:r>
+          </w:p>
+          <w:p>
+            <w:pPr>
+              <w:spacing w:after="0" w:line="280"/>
+              <w:jc w:val="left"/>
+            </w:pPr>
+            <w:r>
+              <w:rPr>
+                <w:rFonts w:ascii="Consolas" w:cs="Consolas" w:eastAsia="Consolas" w:hAnsi="Consolas"/>
+                <w:sz w:val="22"/>
+                <w:szCs w:val="22"/>
+              </w:rPr>
+              <w:t xml:space="preserve">            command=self.increment,</w:t>
+            </w:r>
+          </w:p>
+          <w:p>
+            <w:pPr>
+              <w:spacing w:after="0" w:line="280"/>
+              <w:jc w:val="left"/>
+            </w:pPr>
+            <w:r>
+              <w:rPr>
+                <w:rFonts w:ascii="Consolas" w:cs="Consolas" w:eastAsia="Consolas" w:hAnsi="Consolas"/>
+                <w:sz w:val="22"/>
+                <w:szCs w:val="22"/>
+              </w:rPr>
+              <w:t xml:space="preserve">            bg=COLOR_BTN_PLUS, fg="white",</w:t>
+            </w:r>
+          </w:p>
+          <w:p>
+            <w:pPr>
+              <w:spacing w:after="0" w:line="280"/>
+              <w:jc w:val="left"/>
+            </w:pPr>
+            <w:r>
+              <w:rPr>
+                <w:rFonts w:ascii="Consolas" w:cs="Consolas" w:eastAsia="Consolas" w:hAnsi="Consolas"/>
+                <w:sz w:val="22"/>
+                <w:szCs w:val="22"/>
+              </w:rPr>
+              <w:t xml:space="preserve">            font=("Arial", 22, "bold"),</w:t>
+            </w:r>
+          </w:p>
+          <w:p>
+            <w:pPr>
+              <w:spacing w:after="0" w:line="280"/>
+              <w:jc w:val="left"/>
+            </w:pPr>
+            <w:r>
+              <w:rPr>
+                <w:rFonts w:ascii="Consolas" w:cs="Consolas" w:eastAsia="Consolas" w:hAnsi="Consolas"/>
+                <w:sz w:val="22"/>
+                <w:szCs w:val="22"/>
+              </w:rPr>
+              <w:t xml:space="preserve">            bd=0, cursor="hand2",</w:t>
+            </w:r>
+          </w:p>
+          <w:p>
+            <w:pPr>
+              <w:spacing w:after="0" w:line="280"/>
+              <w:jc w:val="left"/>
+            </w:pPr>
+            <w:r>
+              <w:rPr>
+                <w:rFonts w:ascii="Consolas" w:cs="Consolas" w:eastAsia="Consolas" w:hAnsi="Consolas"/>
+                <w:sz w:val="22"/>
+                <w:szCs w:val="22"/>
+              </w:rPr>
+              <w:t xml:space="preserve">            activebackground=COLOR_BTN_PLUS_HOV</w:t>
+            </w:r>
+          </w:p>
+          <w:p>
+            <w:pPr>
+              <w:spacing w:after="0" w:line="280"/>
+              <w:jc w:val="left"/>
+            </w:pPr>
+            <w:r>
+              <w:rPr>
+                <w:rFonts w:ascii="Consolas" w:cs="Consolas" w:eastAsia="Consolas" w:hAnsi="Consolas"/>
+                <w:sz w:val="22"/>
+                <w:szCs w:val="22"/>
+              </w:rPr>
+              <w:t xml:space="preserve">        )</w:t>
+            </w:r>
+          </w:p>
+          <w:p>
+            <w:pPr>
+              <w:spacing w:after="0" w:line="280"/>
+              <w:jc w:val="left"/>
+            </w:pPr>
+            <w:r>
+              <w:rPr>
+                <w:rFonts w:ascii="Consolas" w:cs="Consolas" w:eastAsia="Consolas" w:hAnsi="Consolas"/>
+                <w:sz w:val="22"/>
+                <w:szCs w:val="22"/>
+              </w:rPr>
+              <w:t xml:space="preserve">        self.btn_plus.pack(side="left", fill="x", expand=True,</w:t>
+            </w:r>
+          </w:p>
+          <w:p>
+            <w:pPr>
+              <w:spacing w:after="0" w:line="280"/>
+              <w:jc w:val="left"/>
+            </w:pPr>
+            <w:r>
+              <w:rPr>
+                <w:rFonts w:ascii="Consolas" w:cs="Consolas" w:eastAsia="Consolas" w:hAnsi="Consolas"/>
+                <w:sz w:val="22"/>
+                <w:szCs w:val="22"/>
+              </w:rPr>
+              <w:t xml:space="preserve">                           ipady=12, padx=(5, 0))</w:t>
+            </w:r>
+          </w:p>
+          <w:p>
+            <w:pPr>
+              <w:spacing w:after="0" w:line="280"/>
+              <w:jc w:val="left"/>
+            </w:pPr>
+            <w:r>
+              <w:rPr>
+                <w:rFonts w:ascii="Consolas" w:cs="Consolas" w:eastAsia="Consolas" w:hAnsi="Consolas"/>
+                <w:sz w:val="22"/>
+                <w:szCs w:val="22"/>
+              </w:rPr>
+              <w:t xml:space="preserve"> </w:t>
+            </w:r>
+          </w:p>
+          <w:p>
+            <w:pPr>
+              <w:spacing w:after="0" w:line="280"/>
+              <w:jc w:val="left"/>
+            </w:pPr>
+            <w:r>
+              <w:rPr>
+                <w:rFonts w:ascii="Consolas" w:cs="Consolas" w:eastAsia="Consolas" w:hAnsi="Consolas"/>
+                <w:sz w:val="22"/>
+                <w:szCs w:val="22"/>
+              </w:rPr>
+              <w:t xml:space="preserve">        # Подписи к кнопкам</w:t>
+            </w:r>
+          </w:p>
+          <w:p>
+            <w:pPr>
+              <w:spacing w:after="0" w:line="280"/>
+              <w:jc w:val="left"/>
+            </w:pPr>
+            <w:r>
+              <w:rPr>
+                <w:rFonts w:ascii="Consolas" w:cs="Consolas" w:eastAsia="Consolas" w:hAnsi="Consolas"/>
+                <w:sz w:val="22"/>
+                <w:szCs w:val="22"/>
+              </w:rPr>
+              <w:t xml:space="preserve">        labels = tk.Frame(card, bg=COLOR_CARD)</w:t>
+            </w:r>
+          </w:p>
+          <w:p>
+            <w:pPr>
+              <w:spacing w:after="0" w:line="280"/>
+              <w:jc w:val="left"/>
+            </w:pPr>
+            <w:r>
+              <w:rPr>
+                <w:rFonts w:ascii="Consolas" w:cs="Consolas" w:eastAsia="Consolas" w:hAnsi="Consolas"/>
+                <w:sz w:val="22"/>
+                <w:szCs w:val="22"/>
+              </w:rPr>
+              <w:t xml:space="preserve">        labels.pack(fill="x")</w:t>
+            </w:r>
+          </w:p>
+          <w:p>
+            <w:pPr>
+              <w:spacing w:after="0" w:line="280"/>
+              <w:jc w:val="left"/>
+            </w:pPr>
+            <w:r>
+              <w:rPr>
+                <w:rFonts w:ascii="Consolas" w:cs="Consolas" w:eastAsia="Consolas" w:hAnsi="Consolas"/>
+                <w:sz w:val="22"/>
+                <w:szCs w:val="22"/>
+              </w:rPr>
+              <w:t xml:space="preserve">        tk.Label(labels, text="Уменьшить", font=("Arial", 9),</w:t>
+            </w:r>
+          </w:p>
+          <w:p>
+            <w:pPr>
+              <w:spacing w:after="0" w:line="280"/>
+              <w:jc w:val="left"/>
+            </w:pPr>
+            <w:r>
+              <w:rPr>
+                <w:rFonts w:ascii="Consolas" w:cs="Consolas" w:eastAsia="Consolas" w:hAnsi="Consolas"/>
+                <w:sz w:val="22"/>
+                <w:szCs w:val="22"/>
+              </w:rPr>
+              <w:t xml:space="preserve">                 bg=COLOR_CARD, fg=COLOR_HINT).pack(side="left",</w:t>
+            </w:r>
+          </w:p>
+          <w:p>
+            <w:pPr>
+              <w:spacing w:after="0" w:line="280"/>
+              <w:jc w:val="left"/>
+            </w:pPr>
+            <w:r>
+              <w:rPr>
+                <w:rFonts w:ascii="Consolas" w:cs="Consolas" w:eastAsia="Consolas" w:hAnsi="Consolas"/>
+                <w:sz w:val="22"/>
+                <w:szCs w:val="22"/>
+              </w:rPr>
+              <w:t xml:space="preserve">                                                     fill="x", expand=True)</w:t>
+            </w:r>
+          </w:p>
+          <w:p>
+            <w:pPr>
+              <w:spacing w:after="0" w:line="280"/>
+              <w:jc w:val="left"/>
+            </w:pPr>
+            <w:r>
+              <w:rPr>
+                <w:rFonts w:ascii="Consolas" w:cs="Consolas" w:eastAsia="Consolas" w:hAnsi="Consolas"/>
+                <w:sz w:val="22"/>
+                <w:szCs w:val="22"/>
+              </w:rPr>
+              <w:t xml:space="preserve">        tk.Label(labels, text="Увеличить", font=("Arial", 9),</w:t>
+            </w:r>
+          </w:p>
+          <w:p>
+            <w:pPr>
+              <w:spacing w:after="0" w:line="280"/>
+              <w:jc w:val="left"/>
+            </w:pPr>
+            <w:r>
+              <w:rPr>
+                <w:rFonts w:ascii="Consolas" w:cs="Consolas" w:eastAsia="Consolas" w:hAnsi="Consolas"/>
+                <w:sz w:val="22"/>
+                <w:szCs w:val="22"/>
+              </w:rPr>
+              <w:t xml:space="preserve">                 bg=COLOR_CARD, fg=COLOR_HINT).pack(side="left",</w:t>
+            </w:r>
+          </w:p>
+          <w:p>
+            <w:pPr>
+              <w:spacing w:after="0" w:line="280"/>
+              <w:jc w:val="left"/>
+            </w:pPr>
+            <w:r>
+              <w:rPr>
+                <w:rFonts w:ascii="Consolas" w:cs="Consolas" w:eastAsia="Consolas" w:hAnsi="Consolas"/>
+                <w:sz w:val="22"/>
+                <w:szCs w:val="22"/>
+              </w:rPr>
+              <w:t xml:space="preserve">                                                     fill="x", expand=True)</w:t>
+            </w:r>
+          </w:p>
+          <w:p>
+            <w:pPr>
+              <w:spacing w:after="0" w:line="280"/>
+              <w:jc w:val="left"/>
+            </w:pPr>
+            <w:r>
+              <w:rPr>
+                <w:rFonts w:ascii="Consolas" w:cs="Consolas" w:eastAsia="Consolas" w:hAnsi="Consolas"/>
+                <w:sz w:val="22"/>
+                <w:szCs w:val="22"/>
+              </w:rPr>
+              <w:t xml:space="preserve"> </w:t>
+            </w:r>
+          </w:p>
+          <w:p>
+            <w:pPr>
+              <w:spacing w:after="0" w:line="280"/>
+              <w:jc w:val="left"/>
+            </w:pPr>
+            <w:r>
+              <w:rPr>
+                <w:rFonts w:ascii="Consolas" w:cs="Consolas" w:eastAsia="Consolas" w:hAnsi="Consolas"/>
+                <w:sz w:val="22"/>
+                <w:szCs w:val="22"/>
+              </w:rPr>
+              <w:t xml:space="preserve">        # Кнопка сброса</w:t>
+            </w:r>
+          </w:p>
+          <w:p>
+            <w:pPr>
+              <w:spacing w:after="0" w:line="280"/>
+              <w:jc w:val="left"/>
+            </w:pPr>
+            <w:r>
+              <w:rPr>
+                <w:rFonts w:ascii="Consolas" w:cs="Consolas" w:eastAsia="Consolas" w:hAnsi="Consolas"/>
+                <w:sz w:val="22"/>
+                <w:szCs w:val="22"/>
+              </w:rPr>
+              <w:t xml:space="preserve">        self.btn_reset = tk.Button(</w:t>
+            </w:r>
+          </w:p>
+          <w:p>
+            <w:pPr>
+              <w:spacing w:after="0" w:line="280"/>
+              <w:jc w:val="left"/>
+            </w:pPr>
+            <w:r>
+              <w:rPr>
+                <w:rFonts w:ascii="Consolas" w:cs="Consolas" w:eastAsia="Consolas" w:hAnsi="Consolas"/>
+                <w:sz w:val="22"/>
+                <w:szCs w:val="22"/>
+              </w:rPr>
+              <w:t xml:space="preserve">            card, text="Сбросить",</w:t>
+            </w:r>
+          </w:p>
+          <w:p>
+            <w:pPr>
+              <w:spacing w:after="0" w:line="280"/>
+              <w:jc w:val="left"/>
+            </w:pPr>
+            <w:r>
+              <w:rPr>
+                <w:rFonts w:ascii="Consolas" w:cs="Consolas" w:eastAsia="Consolas" w:hAnsi="Consolas"/>
+                <w:sz w:val="22"/>
+                <w:szCs w:val="22"/>
+              </w:rPr>
+              <w:t xml:space="preserve">            command=self.reset,</w:t>
+            </w:r>
+          </w:p>
+          <w:p>
+            <w:pPr>
+              <w:spacing w:after="0" w:line="280"/>
+              <w:jc w:val="left"/>
+            </w:pPr>
+            <w:r>
+              <w:rPr>
+                <w:rFonts w:ascii="Consolas" w:cs="Consolas" w:eastAsia="Consolas" w:hAnsi="Consolas"/>
+                <w:sz w:val="22"/>
+                <w:szCs w:val="22"/>
+              </w:rPr>
+              <w:t xml:space="preserve">            bg=COLOR_CARD, fg=COLOR_HINT,</w:t>
+            </w:r>
+          </w:p>
+          <w:p>
+            <w:pPr>
+              <w:spacing w:after="0" w:line="280"/>
+              <w:jc w:val="left"/>
+            </w:pPr>
+            <w:r>
+              <w:rPr>
+                <w:rFonts w:ascii="Consolas" w:cs="Consolas" w:eastAsia="Consolas" w:hAnsi="Consolas"/>
+                <w:sz w:val="22"/>
+                <w:szCs w:val="22"/>
+              </w:rPr>
+              <w:t xml:space="preserve">            font=("Arial", 10),</w:t>
+            </w:r>
+          </w:p>
+          <w:p>
+            <w:pPr>
+              <w:spacing w:after="0" w:line="280"/>
+              <w:jc w:val="left"/>
+            </w:pPr>
+            <w:r>
+              <w:rPr>
+                <w:rFonts w:ascii="Consolas" w:cs="Consolas" w:eastAsia="Consolas" w:hAnsi="Consolas"/>
+                <w:sz w:val="22"/>
+                <w:szCs w:val="22"/>
+              </w:rPr>
+              <w:t xml:space="preserve">            bd=1, relief="solid", cursor="hand2"</w:t>
+            </w:r>
+          </w:p>
+          <w:p>
+            <w:pPr>
+              <w:spacing w:after="0" w:line="280"/>
+              <w:jc w:val="left"/>
+            </w:pPr>
+            <w:r>
+              <w:rPr>
+                <w:rFonts w:ascii="Consolas" w:cs="Consolas" w:eastAsia="Consolas" w:hAnsi="Consolas"/>
+                <w:sz w:val="22"/>
+                <w:szCs w:val="22"/>
+              </w:rPr>
+              <w:t xml:space="preserve">        )</w:t>
+            </w:r>
+          </w:p>
+          <w:p>
+            <w:pPr>
+              <w:spacing w:after="0" w:line="280"/>
+              <w:jc w:val="left"/>
+            </w:pPr>
+            <w:r>
+              <w:rPr>
+                <w:rFonts w:ascii="Consolas" w:cs="Consolas" w:eastAsia="Consolas" w:hAnsi="Consolas"/>
+                <w:sz w:val="22"/>
+                <w:szCs w:val="22"/>
+              </w:rPr>
+              <w:t xml:space="preserve">        self.btn_reset.pack(fill="x", pady=(15, 0), ipady=4)</w:t>
+            </w:r>
+          </w:p>
+          <w:p>
+            <w:pPr>
+              <w:spacing w:after="0" w:line="280"/>
+              <w:jc w:val="left"/>
+            </w:pPr>
+            <w:r>
+              <w:rPr>
+                <w:rFonts w:ascii="Consolas" w:cs="Consolas" w:eastAsia="Consolas" w:hAnsi="Consolas"/>
+                <w:sz w:val="22"/>
+                <w:szCs w:val="22"/>
+              </w:rPr>
+              <w:t xml:space="preserve"> </w:t>
+            </w:r>
+          </w:p>
+          <w:p>
+            <w:pPr>
+              <w:spacing w:after="0" w:line="280"/>
+              <w:jc w:val="left"/>
+            </w:pPr>
+            <w:r>
+              <w:rPr>
+                <w:rFonts w:ascii="Consolas" w:cs="Consolas" w:eastAsia="Consolas" w:hAnsi="Consolas"/>
+                <w:sz w:val="22"/>
+                <w:szCs w:val="22"/>
+              </w:rPr>
+              <w:t xml:space="preserve">        # Горячие клавиши</w:t>
+            </w:r>
+          </w:p>
+          <w:p>
+            <w:pPr>
+              <w:spacing w:after="0" w:line="280"/>
+              <w:jc w:val="left"/>
+            </w:pPr>
+            <w:r>
+              <w:rPr>
+                <w:rFonts w:ascii="Consolas" w:cs="Consolas" w:eastAsia="Consolas" w:hAnsi="Consolas"/>
+                <w:sz w:val="22"/>
+                <w:szCs w:val="22"/>
+              </w:rPr>
+              <w:t xml:space="preserve">        self.root.bind("&lt;plus&gt;",  lambda e: self.increment())</w:t>
+            </w:r>
+          </w:p>
+          <w:p>
+            <w:pPr>
+              <w:spacing w:after="0" w:line="280"/>
+              <w:jc w:val="left"/>
+            </w:pPr>
+            <w:r>
+              <w:rPr>
+                <w:rFonts w:ascii="Consolas" w:cs="Consolas" w:eastAsia="Consolas" w:hAnsi="Consolas"/>
+                <w:sz w:val="22"/>
+                <w:szCs w:val="22"/>
+              </w:rPr>
+              <w:t xml:space="preserve">        self.root.bind("&lt;minus&gt;", lambda e: self.decrement())</w:t>
+            </w:r>
+          </w:p>
+          <w:p>
+            <w:pPr>
+              <w:spacing w:after="0" w:line="280"/>
+              <w:jc w:val="left"/>
+            </w:pPr>
+            <w:r>
+              <w:rPr>
+                <w:rFonts w:ascii="Consolas" w:cs="Consolas" w:eastAsia="Consolas" w:hAnsi="Consolas"/>
+                <w:sz w:val="22"/>
+                <w:szCs w:val="22"/>
+              </w:rPr>
+              <w:t xml:space="preserve">        self.root.bind("&lt;Up&gt;",    lambda e: self.increment())</w:t>
+            </w:r>
+          </w:p>
+          <w:p>
+            <w:pPr>
+              <w:spacing w:after="0" w:line="280"/>
+              <w:jc w:val="left"/>
+            </w:pPr>
+            <w:r>
+              <w:rPr>
+                <w:rFonts w:ascii="Consolas" w:cs="Consolas" w:eastAsia="Consolas" w:hAnsi="Consolas"/>
+                <w:sz w:val="22"/>
+                <w:szCs w:val="22"/>
+              </w:rPr>
+              <w:t xml:space="preserve">        self.root.bind("&lt;Down&gt;",  lambda e: self.decrement())</w:t>
+            </w:r>
+          </w:p>
+          <w:p>
+            <w:pPr>
+              <w:spacing w:after="0" w:line="280"/>
+              <w:jc w:val="left"/>
+            </w:pPr>
+            <w:r>
+              <w:rPr>
+                <w:rFonts w:ascii="Consolas" w:cs="Consolas" w:eastAsia="Consolas" w:hAnsi="Consolas"/>
+                <w:sz w:val="22"/>
+                <w:szCs w:val="22"/>
+              </w:rPr>
+              <w:t xml:space="preserve">        self.root.bind("&lt;r&gt;",     lambda e: self.reset())</w:t>
+            </w:r>
+          </w:p>
+          <w:p>
+            <w:pPr>
+              <w:spacing w:after="0" w:line="280"/>
+              <w:jc w:val="left"/>
+            </w:pPr>
+            <w:r>
+              <w:rPr>
+                <w:rFonts w:ascii="Consolas" w:cs="Consolas" w:eastAsia="Consolas" w:hAnsi="Consolas"/>
+                <w:sz w:val="22"/>
+                <w:szCs w:val="22"/>
+              </w:rPr>
+              <w:t xml:space="preserve">        self.root.bind("&lt;R&gt;",     lambda e: self.reset())</w:t>
+            </w:r>
+          </w:p>
+          <w:p>
+            <w:pPr>
+              <w:spacing w:after="0" w:line="280"/>
+              <w:jc w:val="left"/>
+            </w:pPr>
+            <w:r>
+              <w:rPr>
+                <w:rFonts w:ascii="Consolas" w:cs="Consolas" w:eastAsia="Consolas" w:hAnsi="Consolas"/>
+                <w:sz w:val="22"/>
+                <w:szCs w:val="22"/>
+              </w:rPr>
+              <w:t xml:space="preserve"> </w:t>
+            </w:r>
+          </w:p>
+          <w:p>
+            <w:pPr>
+              <w:spacing w:after="0" w:line="280"/>
+              <w:jc w:val="left"/>
+            </w:pPr>
+            <w:r>
+              <w:rPr>
+                <w:rFonts w:ascii="Consolas" w:cs="Consolas" w:eastAsia="Consolas" w:hAnsi="Consolas"/>
+                <w:sz w:val="22"/>
+                <w:szCs w:val="22"/>
+              </w:rPr>
+              <w:t xml:space="preserve">    def increment(self):</w:t>
+            </w:r>
+          </w:p>
+          <w:p>
+            <w:pPr>
+              <w:spacing w:after="0" w:line="280"/>
+              <w:jc w:val="left"/>
+            </w:pPr>
+            <w:r>
+              <w:rPr>
+                <w:rFonts w:ascii="Consolas" w:cs="Consolas" w:eastAsia="Consolas" w:hAnsi="Consolas"/>
+                <w:sz w:val="22"/>
+                <w:szCs w:val="22"/>
+              </w:rPr>
+              <w:t xml:space="preserve">        self.count += 1</w:t>
+            </w:r>
+          </w:p>
+          <w:p>
+            <w:pPr>
+              <w:spacing w:after="0" w:line="280"/>
+              <w:jc w:val="left"/>
+            </w:pPr>
+            <w:r>
+              <w:rPr>
+                <w:rFonts w:ascii="Consolas" w:cs="Consolas" w:eastAsia="Consolas" w:hAnsi="Consolas"/>
+                <w:sz w:val="22"/>
+                <w:szCs w:val="22"/>
+              </w:rPr>
+              <w:t xml:space="preserve">        self._update_display()</w:t>
+            </w:r>
+          </w:p>
+          <w:p>
+            <w:pPr>
+              <w:spacing w:after="0" w:line="280"/>
+              <w:jc w:val="left"/>
+            </w:pPr>
+            <w:r>
+              <w:rPr>
+                <w:rFonts w:ascii="Consolas" w:cs="Consolas" w:eastAsia="Consolas" w:hAnsi="Consolas"/>
+                <w:sz w:val="22"/>
+                <w:szCs w:val="22"/>
+              </w:rPr>
+              <w:t xml:space="preserve"> </w:t>
+            </w:r>
+          </w:p>
+          <w:p>
+            <w:pPr>
+              <w:spacing w:after="0" w:line="280"/>
+              <w:jc w:val="left"/>
+            </w:pPr>
+            <w:r>
+              <w:rPr>
+                <w:rFonts w:ascii="Consolas" w:cs="Consolas" w:eastAsia="Consolas" w:hAnsi="Consolas"/>
+                <w:sz w:val="22"/>
+                <w:szCs w:val="22"/>
+              </w:rPr>
+              <w:t xml:space="preserve">    def decrement(self):</w:t>
+            </w:r>
+          </w:p>
+          <w:p>
+            <w:pPr>
+              <w:spacing w:after="0" w:line="280"/>
+              <w:jc w:val="left"/>
+            </w:pPr>
+            <w:r>
+              <w:rPr>
+                <w:rFonts w:ascii="Consolas" w:cs="Consolas" w:eastAsia="Consolas" w:hAnsi="Consolas"/>
+                <w:sz w:val="22"/>
+                <w:szCs w:val="22"/>
+              </w:rPr>
+              <w:t xml:space="preserve">        self.count -= 1</w:t>
+            </w:r>
+          </w:p>
+          <w:p>
+            <w:pPr>
+              <w:spacing w:after="0" w:line="280"/>
+              <w:jc w:val="left"/>
+            </w:pPr>
+            <w:r>
+              <w:rPr>
+                <w:rFonts w:ascii="Consolas" w:cs="Consolas" w:eastAsia="Consolas" w:hAnsi="Consolas"/>
+                <w:sz w:val="22"/>
+                <w:szCs w:val="22"/>
+              </w:rPr>
+              <w:t xml:space="preserve">        self._update_display()</w:t>
+            </w:r>
+          </w:p>
+          <w:p>
+            <w:pPr>
+              <w:spacing w:after="0" w:line="280"/>
+              <w:jc w:val="left"/>
+            </w:pPr>
+            <w:r>
+              <w:rPr>
+                <w:rFonts w:ascii="Consolas" w:cs="Consolas" w:eastAsia="Consolas" w:hAnsi="Consolas"/>
+                <w:sz w:val="22"/>
+                <w:szCs w:val="22"/>
+              </w:rPr>
+              <w:t xml:space="preserve"> </w:t>
+            </w:r>
+          </w:p>
+          <w:p>
+            <w:pPr>
+              <w:spacing w:after="0" w:line="280"/>
+              <w:jc w:val="left"/>
+            </w:pPr>
+            <w:r>
+              <w:rPr>
+                <w:rFonts w:ascii="Consolas" w:cs="Consolas" w:eastAsia="Consolas" w:hAnsi="Consolas"/>
+                <w:sz w:val="22"/>
+                <w:szCs w:val="22"/>
+              </w:rPr>
+              <w:t xml:space="preserve">    def reset(self):</w:t>
+            </w:r>
+          </w:p>
+          <w:p>
+            <w:pPr>
+              <w:spacing w:after="0" w:line="280"/>
+              <w:jc w:val="left"/>
+            </w:pPr>
+            <w:r>
+              <w:rPr>
+                <w:rFonts w:ascii="Consolas" w:cs="Consolas" w:eastAsia="Consolas" w:hAnsi="Consolas"/>
+                <w:sz w:val="22"/>
+                <w:szCs w:val="22"/>
+              </w:rPr>
+              <w:t xml:space="preserve">        self.count = 0</w:t>
+            </w:r>
+          </w:p>
+          <w:p>
+            <w:pPr>
+              <w:spacing w:after="0" w:line="280"/>
+              <w:jc w:val="left"/>
+            </w:pPr>
+            <w:r>
+              <w:rPr>
+                <w:rFonts w:ascii="Consolas" w:cs="Consolas" w:eastAsia="Consolas" w:hAnsi="Consolas"/>
+                <w:sz w:val="22"/>
+                <w:szCs w:val="22"/>
+              </w:rPr>
+              <w:t xml:space="preserve">        self._update_display()</w:t>
+            </w:r>
+          </w:p>
+          <w:p>
+            <w:pPr>
+              <w:spacing w:after="0" w:line="280"/>
+              <w:jc w:val="left"/>
+            </w:pPr>
+            <w:r>
+              <w:rPr>
+                <w:rFonts w:ascii="Consolas" w:cs="Consolas" w:eastAsia="Consolas" w:hAnsi="Consolas"/>
+                <w:sz w:val="22"/>
+                <w:szCs w:val="22"/>
+              </w:rPr>
+              <w:t xml:space="preserve"> </w:t>
+            </w:r>
+          </w:p>
+          <w:p>
+            <w:pPr>
+              <w:spacing w:after="0" w:line="280"/>
+              <w:jc w:val="left"/>
+            </w:pPr>
+            <w:r>
+              <w:rPr>
+                <w:rFonts w:ascii="Consolas" w:cs="Consolas" w:eastAsia="Consolas" w:hAnsi="Consolas"/>
+                <w:sz w:val="22"/>
+                <w:szCs w:val="22"/>
+              </w:rPr>
+              <w:t xml:space="preserve">    def _update_display(self):</w:t>
+            </w:r>
+          </w:p>
+          <w:p>
+            <w:pPr>
+              <w:spacing w:after="0" w:line="280"/>
+              <w:jc w:val="left"/>
+            </w:pPr>
+            <w:r>
+              <w:rPr>
+                <w:rFonts w:ascii="Consolas" w:cs="Consolas" w:eastAsia="Consolas" w:hAnsi="Consolas"/>
+                <w:sz w:val="22"/>
+                <w:szCs w:val="22"/>
+              </w:rPr>
+              <w:t xml:space="preserve">        """Обновить отображение числа с цветовой индикацией."""</w:t>
+            </w:r>
+          </w:p>
+          <w:p>
+            <w:pPr>
+              <w:spacing w:after="0" w:line="280"/>
+              <w:jc w:val="left"/>
+            </w:pPr>
+            <w:r>
+              <w:rPr>
+                <w:rFonts w:ascii="Consolas" w:cs="Consolas" w:eastAsia="Consolas" w:hAnsi="Consolas"/>
+                <w:sz w:val="22"/>
+                <w:szCs w:val="22"/>
+              </w:rPr>
+              <w:t xml:space="preserve">        self.count_label.configure(text=str(self.count))</w:t>
+            </w:r>
+          </w:p>
+          <w:p>
+            <w:pPr>
+              <w:spacing w:after="0" w:line="280"/>
+              <w:jc w:val="left"/>
+            </w:pPr>
+            <w:r>
+              <w:rPr>
+                <w:rFonts w:ascii="Consolas" w:cs="Consolas" w:eastAsia="Consolas" w:hAnsi="Consolas"/>
+                <w:sz w:val="22"/>
+                <w:szCs w:val="22"/>
+              </w:rPr>
+              <w:t xml:space="preserve">        if self.count &gt; 0:</w:t>
+            </w:r>
+          </w:p>
+          <w:p>
+            <w:pPr>
+              <w:spacing w:after="0" w:line="280"/>
+              <w:jc w:val="left"/>
+            </w:pPr>
+            <w:r>
+              <w:rPr>
+                <w:rFonts w:ascii="Consolas" w:cs="Consolas" w:eastAsia="Consolas" w:hAnsi="Consolas"/>
+                <w:sz w:val="22"/>
+                <w:szCs w:val="22"/>
+              </w:rPr>
+              <w:t xml:space="preserve">            self.count_label.configure(fg=COLOR_NUM_POS)</w:t>
+            </w:r>
+          </w:p>
+          <w:p>
+            <w:pPr>
+              <w:spacing w:after="0" w:line="280"/>
+              <w:jc w:val="left"/>
+            </w:pPr>
+            <w:r>
+              <w:rPr>
+                <w:rFonts w:ascii="Consolas" w:cs="Consolas" w:eastAsia="Consolas" w:hAnsi="Consolas"/>
+                <w:sz w:val="22"/>
+                <w:szCs w:val="22"/>
+              </w:rPr>
+              <w:t xml:space="preserve">        elif self.count &lt; 0:</w:t>
+            </w:r>
+          </w:p>
+          <w:p>
+            <w:pPr>
+              <w:spacing w:after="0" w:line="280"/>
+              <w:jc w:val="left"/>
+            </w:pPr>
+            <w:r>
+              <w:rPr>
+                <w:rFonts w:ascii="Consolas" w:cs="Consolas" w:eastAsia="Consolas" w:hAnsi="Consolas"/>
+                <w:sz w:val="22"/>
+                <w:szCs w:val="22"/>
+              </w:rPr>
+              <w:t xml:space="preserve">            self.count_label.configure(fg=COLOR_NUM_NEG)</w:t>
+            </w:r>
+          </w:p>
+          <w:p>
+            <w:pPr>
+              <w:spacing w:after="0" w:line="280"/>
+              <w:jc w:val="left"/>
+            </w:pPr>
+            <w:r>
+              <w:rPr>
+                <w:rFonts w:ascii="Consolas" w:cs="Consolas" w:eastAsia="Consolas" w:hAnsi="Consolas"/>
+                <w:sz w:val="22"/>
+                <w:szCs w:val="22"/>
+              </w:rPr>
+              <w:t xml:space="preserve">        else:</w:t>
+            </w:r>
+          </w:p>
+          <w:p>
+            <w:pPr>
+              <w:spacing w:after="0" w:line="280"/>
+              <w:jc w:val="left"/>
+            </w:pPr>
+            <w:r>
+              <w:rPr>
+                <w:rFonts w:ascii="Consolas" w:cs="Consolas" w:eastAsia="Consolas" w:hAnsi="Consolas"/>
+                <w:sz w:val="22"/>
+                <w:szCs w:val="22"/>
+              </w:rPr>
+              <w:t xml:space="preserve">            self.count_label.configure(fg=COLOR_NUM_ZERO)</w:t>
+            </w:r>
+          </w:p>
+          <w:p>
+            <w:pPr>
+              <w:spacing w:after="0" w:line="280"/>
+              <w:jc w:val="left"/>
+            </w:pPr>
+            <w:r>
+              <w:rPr>
+                <w:rFonts w:ascii="Consolas" w:cs="Consolas" w:eastAsia="Consolas" w:hAnsi="Consolas"/>
+                <w:sz w:val="22"/>
+                <w:szCs w:val="22"/>
+              </w:rPr>
+              <w:t xml:space="preserve">        # Кнопка сброса — disabled при нуле</w:t>
+            </w:r>
+          </w:p>
+          <w:p>
+            <w:pPr>
+              <w:spacing w:after="0" w:line="280"/>
+              <w:jc w:val="left"/>
+            </w:pPr>
+            <w:r>
+              <w:rPr>
+                <w:rFonts w:ascii="Consolas" w:cs="Consolas" w:eastAsia="Consolas" w:hAnsi="Consolas"/>
+                <w:sz w:val="22"/>
+                <w:szCs w:val="22"/>
+              </w:rPr>
+              <w:t xml:space="preserve">        if self.count == 0:</w:t>
+            </w:r>
+          </w:p>
+          <w:p>
+            <w:pPr>
+              <w:spacing w:after="0" w:line="280"/>
+              <w:jc w:val="left"/>
+            </w:pPr>
+            <w:r>
+              <w:rPr>
+                <w:rFonts w:ascii="Consolas" w:cs="Consolas" w:eastAsia="Consolas" w:hAnsi="Consolas"/>
+                <w:sz w:val="22"/>
+                <w:szCs w:val="22"/>
+              </w:rPr>
+              <w:t xml:space="preserve">            self.btn_reset.configure(state="disabled")</w:t>
+            </w:r>
+          </w:p>
+          <w:p>
+            <w:pPr>
+              <w:spacing w:after="0" w:line="280"/>
+              <w:jc w:val="left"/>
+            </w:pPr>
+            <w:r>
+              <w:rPr>
+                <w:rFonts w:ascii="Consolas" w:cs="Consolas" w:eastAsia="Consolas" w:hAnsi="Consolas"/>
+                <w:sz w:val="22"/>
+                <w:szCs w:val="22"/>
+              </w:rPr>
+              <w:t xml:space="preserve">        else:</w:t>
+            </w:r>
+          </w:p>
+          <w:p>
+            <w:pPr>
+              <w:spacing w:after="0" w:line="280"/>
+              <w:jc w:val="left"/>
+            </w:pPr>
+            <w:r>
+              <w:rPr>
+                <w:rFonts w:ascii="Consolas" w:cs="Consolas" w:eastAsia="Consolas" w:hAnsi="Consolas"/>
+                <w:sz w:val="22"/>
+                <w:szCs w:val="22"/>
+              </w:rPr>
+              <w:t xml:space="preserve">            self.btn_reset.configure(state="normal")</w:t>
+            </w:r>
+          </w:p>
+          <w:p>
+            <w:pPr>
+              <w:spacing w:after="0" w:line="280"/>
+              <w:jc w:val="left"/>
+            </w:pPr>
+            <w:r>
+              <w:rPr>
+                <w:rFonts w:ascii="Consolas" w:cs="Consolas" w:eastAsia="Consolas" w:hAnsi="Consolas"/>
+                <w:sz w:val="22"/>
+                <w:szCs w:val="22"/>
+              </w:rPr>
+              <w:t xml:space="preserve"> </w:t>
+            </w:r>
+          </w:p>
+          <w:p>
+            <w:pPr>
+              <w:spacing w:after="0" w:line="280"/>
+              <w:jc w:val="left"/>
+            </w:pPr>
+            <w:r>
+              <w:rPr>
+                <w:rFonts w:ascii="Consolas" w:cs="Consolas" w:eastAsia="Consolas" w:hAnsi="Consolas"/>
+                <w:sz w:val="22"/>
+                <w:szCs w:val="22"/>
+              </w:rPr>
+              <w:t xml:space="preserve"> </w:t>
+            </w:r>
+          </w:p>
+          <w:p>
+            <w:pPr>
+              <w:spacing w:after="0" w:line="280"/>
+              <w:jc w:val="left"/>
+            </w:pPr>
+            <w:r>
+              <w:rPr>
+                <w:rFonts w:ascii="Consolas" w:cs="Consolas" w:eastAsia="Consolas" w:hAnsi="Consolas"/>
+                <w:sz w:val="22"/>
+                <w:szCs w:val="22"/>
+              </w:rPr>
+              <w:t xml:space="preserve">if __name__ == "__main__":</w:t>
+            </w:r>
+          </w:p>
+          <w:p>
+            <w:pPr>
+              <w:spacing w:after="0" w:line="280"/>
+              <w:jc w:val="left"/>
+            </w:pPr>
+            <w:r>
+              <w:rPr>
+                <w:rFonts w:ascii="Consolas" w:cs="Consolas" w:eastAsia="Consolas" w:hAnsi="Consolas"/>
+                <w:sz w:val="22"/>
+                <w:szCs w:val="22"/>
+              </w:rPr>
+              <w:t xml:space="preserve">    root = tk.Tk()</w:t>
+            </w:r>
+          </w:p>
+          <w:p>
+            <w:pPr>
+              <w:spacing w:after="0" w:line="280"/>
+              <w:jc w:val="left"/>
+            </w:pPr>
+            <w:r>
+              <w:rPr>
+                <w:rFonts w:ascii="Consolas" w:cs="Consolas" w:eastAsia="Consolas" w:hAnsi="Consolas"/>
+                <w:sz w:val="22"/>
+                <w:szCs w:val="22"/>
+              </w:rPr>
+              <w:t xml:space="preserve">    Counter(root)</w:t>
+            </w:r>
+          </w:p>
+          <w:p>
+            <w:pPr>
+              <w:spacing w:after="0" w:line="280"/>
+              <w:jc w:val="left"/>
+            </w:pPr>
+            <w:r>
+              <w:rPr>
+                <w:rFonts w:ascii="Consolas" w:cs="Consolas" w:eastAsia="Consolas" w:hAnsi="Consolas"/>
+                <w:sz w:val="22"/>
+                <w:szCs w:val="22"/>
+              </w:rPr>
+              <w:t xml:space="preserve">    root.mainloop()</w:t>
             </w:r>
           </w:p>
         </w:tc>
@@ -6722,7 +7521,7 @@
           <w:sz w:val="28"/>
           <w:szCs w:val="28"/>
         </w:rPr>
-        <w:t xml:space="preserve">Компонент имеет одно состояние — целое число count (по умолчанию 0). При нажатии на кнопки оно изменяется. На рисунке 1 показаны три типичных состояния компонента.</w:t>
+        <w:t xml:space="preserve">Компонент имеет одно состояние — целое число count. На рисунке 1 показаны три типичных значения с цветовой индикацией: начальное (0, серое), после нажатий «+» (5, зелёное), после нажатий «−» (−3, красное).</w:t>
       </w:r>
     </w:p>
     <w:p>
@@ -6733,7 +7532,7 @@
       <w:r>
         <w:drawing>
           <wp:inline distT="0" distB="0" distL="0" distR="0">
-            <wp:extent cx="6096000" cy="2171700"/>
+            <wp:extent cx="6096000" cy="2657475"/>
             <wp:effectExtent t="0" r="0" b="0" l="0"/>
             <wp:docPr id="1" name="" descr="" title=""/>
             <wp:cNvGraphicFramePr>
@@ -6758,7 +7557,7 @@
                   <pic:spPr bwMode="auto">
                     <a:xfrm>
                       <a:off x="0" y="0"/>
-                      <a:ext cx="6096000" cy="2171700"/>
+                      <a:ext cx="6096000" cy="2657475"/>
                     </a:xfrm>
                     <a:prstGeom prst="rect">
                       <a:avLst/>
@@ -6784,7 +7583,7 @@
           <w:sz w:val="24"/>
           <w:szCs w:val="24"/>
         </w:rPr>
-        <w:t xml:space="preserve">Рисунок 1 — Три состояния компонента Counter</w:t>
+        <w:t xml:space="preserve">Рисунок 1 — Три состояния Tkinter-компонента Counter</w:t>
       </w:r>
     </w:p>
     <w:p>
@@ -6800,7 +7599,7 @@
           <w:sz w:val="30"/>
           <w:szCs w:val="30"/>
         </w:rPr>
-        <w:t xml:space="preserve">3.5. Объяснение ключевых конструкций React</w:t>
+        <w:t xml:space="preserve">3.5. Объяснение ключевых конструкций Tkinter</w:t>
       </w:r>
     </w:p>
     <w:p>
@@ -6818,7 +7617,7 @@
           <w:sz w:val="28"/>
           <w:szCs w:val="28"/>
         </w:rPr>
-        <w:t xml:space="preserve">Хук useState</w:t>
+        <w:t xml:space="preserve">Корневое окно tk.Tk</w:t>
       </w:r>
     </w:p>
     <w:p>
@@ -6833,7 +7632,413 @@
           <w:sz w:val="28"/>
           <w:szCs w:val="28"/>
         </w:rPr>
-        <w:t xml:space="preserve">useState — первый и самый базовый из React-хуков, появившийся в версии 16.8 (февраль 2019). Принимает начальное значение состояния и возвращает массив из двух элементов: текущее значение и функцию-сеттер. При вызове сеттера React помечает компонент как «нуждающийся в перерисовке» и асинхронно обновляет DOM.</w:t>
+        <w:t xml:space="preserve">tk.Tk() — корневое окно приложения. Методы конфигурации: title() — заголовок, geometry() — начальные размеры, configure(bg=...) — цвет фона. Главный цикл обработки событий запускается через root.mainloop() и выполняется до закрытия окна.</w:t>
+      </w:r>
+    </w:p>
+    <w:p>
+      <w:pPr>
+        <w:pStyle w:val="Heading3"/>
+        <w:spacing w:after="120" w:before="240" w:line="360"/>
+      </w:pPr>
+      <w:r>
+        <w:rPr>
+          <w:rFonts w:ascii="Times New Roman" w:cs="Times New Roman" w:eastAsia="Times New Roman" w:hAnsi="Times New Roman"/>
+          <w:b/>
+          <w:bCs/>
+          <w:i/>
+          <w:iCs/>
+          <w:sz w:val="28"/>
+          <w:szCs w:val="28"/>
+        </w:rPr>
+        <w:t xml:space="preserve">Контейнер tk.Frame</w:t>
+      </w:r>
+    </w:p>
+    <w:p>
+      <w:pPr>
+        <w:spacing w:after="120" w:line="360"/>
+        <w:ind w:firstLine="720"/>
+        <w:jc w:val="both"/>
+      </w:pPr>
+      <w:r>
+        <w:rPr>
+          <w:rFonts w:ascii="Times New Roman" w:cs="Times New Roman" w:eastAsia="Times New Roman" w:hAnsi="Times New Roman"/>
+          <w:sz w:val="28"/>
+          <w:szCs w:val="28"/>
+        </w:rPr>
+        <w:t xml:space="preserve">tk.Frame — контейнер для группировки виджетов и задания общих параметров. В программе используется главная карточка с белым фоном, отступы padx/pady, рамка через highlightbackground и highlightthickness. Это шаблон проектирования «составной виджет», аналогичный HTML-блоку.</w:t>
+      </w:r>
+    </w:p>
+    <w:p>
+      <w:pPr>
+        <w:pStyle w:val="Heading3"/>
+        <w:spacing w:after="120" w:before="240" w:line="360"/>
+      </w:pPr>
+      <w:r>
+        <w:rPr>
+          <w:rFonts w:ascii="Times New Roman" w:cs="Times New Roman" w:eastAsia="Times New Roman" w:hAnsi="Times New Roman"/>
+          <w:b/>
+          <w:bCs/>
+          <w:i/>
+          <w:iCs/>
+          <w:sz w:val="28"/>
+          <w:szCs w:val="28"/>
+        </w:rPr>
+        <w:t xml:space="preserve">Кнопка tk.Button</w:t>
+      </w:r>
+    </w:p>
+    <w:p>
+      <w:pPr>
+        <w:spacing w:after="120" w:line="360"/>
+        <w:ind w:firstLine="720"/>
+        <w:jc w:val="both"/>
+      </w:pPr>
+      <w:r>
+        <w:rPr>
+          <w:rFonts w:ascii="Times New Roman" w:cs="Times New Roman" w:eastAsia="Times New Roman" w:hAnsi="Times New Roman"/>
+          <w:sz w:val="28"/>
+          <w:szCs w:val="28"/>
+        </w:rPr>
+        <w:t xml:space="preserve">tk.Button(parent, text="+", command=self.increment, bg=..., fg=...) — кнопка с привязанным обработчиком. Ключевые параметры: command — функция-обработчик клика; cursor="hand2" — курсор «рука» при наведении; activebackground — цвет в момент нажатия; bd=0 — убирает стандартную рамку; state="disabled" — отключение кнопки.</w:t>
+      </w:r>
+    </w:p>
+    <w:p>
+      <w:pPr>
+        <w:pStyle w:val="Heading3"/>
+        <w:spacing w:after="120" w:before="240" w:line="360"/>
+      </w:pPr>
+      <w:r>
+        <w:rPr>
+          <w:rFonts w:ascii="Times New Roman" w:cs="Times New Roman" w:eastAsia="Times New Roman" w:hAnsi="Times New Roman"/>
+          <w:b/>
+          <w:bCs/>
+          <w:i/>
+          <w:iCs/>
+          <w:sz w:val="28"/>
+          <w:szCs w:val="28"/>
+        </w:rPr>
+        <w:t xml:space="preserve">Менеджеры компоновки: pack и опции</w:t>
+      </w:r>
+    </w:p>
+    <w:p>
+      <w:pPr>
+        <w:spacing w:after="120" w:line="360"/>
+        <w:ind w:firstLine="720"/>
+        <w:jc w:val="both"/>
+      </w:pPr>
+      <w:r>
+        <w:rPr>
+          <w:rFonts w:ascii="Times New Roman" w:cs="Times New Roman" w:eastAsia="Times New Roman" w:hAnsi="Times New Roman"/>
+          <w:sz w:val="28"/>
+          <w:szCs w:val="28"/>
+        </w:rPr>
+        <w:t xml:space="preserve">Метод .pack() размещает виджет в родителе. Опции: side="left" — горизонтальное расположение, fill="x" — растягивание по горизонтали, expand=True — занимает доступное пространство, ipady — внутренний отступ. В программе кнопки «+» и «−» размещены через side="left" + expand=True для равной ширины.</w:t>
+      </w:r>
+    </w:p>
+    <w:p>
+      <w:pPr>
+        <w:pStyle w:val="Heading3"/>
+        <w:spacing w:after="120" w:before="240" w:line="360"/>
+      </w:pPr>
+      <w:r>
+        <w:rPr>
+          <w:rFonts w:ascii="Times New Roman" w:cs="Times New Roman" w:eastAsia="Times New Roman" w:hAnsi="Times New Roman"/>
+          <w:b/>
+          <w:bCs/>
+          <w:i/>
+          <w:iCs/>
+          <w:sz w:val="28"/>
+          <w:szCs w:val="28"/>
+        </w:rPr>
+        <w:t xml:space="preserve">Привязка событий root.bind()</w:t>
+      </w:r>
+    </w:p>
+    <w:p>
+      <w:pPr>
+        <w:spacing w:after="120" w:line="360"/>
+        <w:ind w:firstLine="720"/>
+        <w:jc w:val="both"/>
+      </w:pPr>
+      <w:r>
+        <w:rPr>
+          <w:rFonts w:ascii="Times New Roman" w:cs="Times New Roman" w:eastAsia="Times New Roman" w:hAnsi="Times New Roman"/>
+          <w:sz w:val="28"/>
+          <w:szCs w:val="28"/>
+        </w:rPr>
+        <w:t xml:space="preserve">self.root.bind("&lt;plus&gt;", lambda e: self.increment()) — привязка клавиши «+» ко всему окну. Префикс &lt; &gt; обозначает специальное событие. Используются: &lt;plus&gt;, &lt;minus&gt;, &lt;Up&gt;, &lt;Down&gt;, &lt;r&gt;, &lt;R&gt;. Лямбда нужна потому, что bind передаёт обработчику объект события, а increment() аргументов не принимает.</w:t>
+      </w:r>
+    </w:p>
+    <w:p>
+      <w:pPr>
+        <w:pStyle w:val="Heading3"/>
+        <w:spacing w:after="120" w:before="240" w:line="360"/>
+      </w:pPr>
+      <w:r>
+        <w:rPr>
+          <w:rFonts w:ascii="Times New Roman" w:cs="Times New Roman" w:eastAsia="Times New Roman" w:hAnsi="Times New Roman"/>
+          <w:b/>
+          <w:bCs/>
+          <w:i/>
+          <w:iCs/>
+          <w:sz w:val="28"/>
+          <w:szCs w:val="28"/>
+        </w:rPr>
+        <w:t xml:space="preserve">Метод .configure() для изменения свойств</w:t>
+      </w:r>
+    </w:p>
+    <w:p>
+      <w:pPr>
+        <w:spacing w:after="120" w:line="360"/>
+        <w:ind w:firstLine="720"/>
+        <w:jc w:val="both"/>
+      </w:pPr>
+      <w:r>
+        <w:rPr>
+          <w:rFonts w:ascii="Times New Roman" w:cs="Times New Roman" w:eastAsia="Times New Roman" w:hAnsi="Times New Roman"/>
+          <w:sz w:val="28"/>
+          <w:szCs w:val="28"/>
+        </w:rPr>
+        <w:t xml:space="preserve">После создания виджета его свойства можно изменять через метод configure() (или эквивалентный []). Например, self.count_label.configure(text=str(self.count), fg=color) — обновляет текст и цвет одновременно. Это аналог setState в React, но напрямую меняющий конкретные свойства виджета.</w:t>
+      </w:r>
+    </w:p>
+    <w:p>
+      <w:pPr>
+        <w:pStyle w:val="Heading2"/>
+        <w:spacing w:after="180" w:before="300" w:line="360"/>
+      </w:pPr>
+      <w:r>
+        <w:rPr>
+          <w:rFonts w:ascii="Times New Roman" w:cs="Times New Roman" w:eastAsia="Times New Roman" w:hAnsi="Times New Roman"/>
+          <w:b/>
+          <w:bCs/>
+          <w:sz w:val="30"/>
+          <w:szCs w:val="30"/>
+        </w:rPr>
+        <w:t xml:space="preserve">3.6. Возможные расширения</w:t>
+      </w:r>
+    </w:p>
+    <w:p>
+      <w:pPr>
+        <w:pStyle w:val="ListParagraph"/>
+        <w:numPr>
+          <w:ilvl w:val="0"/>
+          <w:numId w:val="2"/>
+        </w:numPr>
+        <w:spacing w:after="60" w:line="360"/>
+        <w:jc w:val="both"/>
+      </w:pPr>
+      <w:r>
+        <w:rPr>
+          <w:rFonts w:ascii="Times New Roman" w:cs="Times New Roman" w:eastAsia="Times New Roman" w:hAnsi="Times New Roman"/>
+          <w:sz w:val="28"/>
+          <w:szCs w:val="28"/>
+        </w:rPr>
+        <w:t xml:space="preserve">Шаг изменения (параметр step) — увеличение/уменьшение на любое значение через дополнительные кнопки «+10» / «−10»;</w:t>
+      </w:r>
+    </w:p>
+    <w:p>
+      <w:pPr>
+        <w:pStyle w:val="ListParagraph"/>
+        <w:numPr>
+          <w:ilvl w:val="0"/>
+          <w:numId w:val="2"/>
+        </w:numPr>
+        <w:spacing w:after="60" w:line="360"/>
+        <w:jc w:val="both"/>
+      </w:pPr>
+      <w:r>
+        <w:rPr>
+          <w:rFonts w:ascii="Times New Roman" w:cs="Times New Roman" w:eastAsia="Times New Roman" w:hAnsi="Times New Roman"/>
+          <w:sz w:val="28"/>
+          <w:szCs w:val="28"/>
+        </w:rPr>
+        <w:t xml:space="preserve">Минимум и максимум с автоматической блокировкой кнопок на границах;</w:t>
+      </w:r>
+    </w:p>
+    <w:p>
+      <w:pPr>
+        <w:pStyle w:val="ListParagraph"/>
+        <w:numPr>
+          <w:ilvl w:val="0"/>
+          <w:numId w:val="2"/>
+        </w:numPr>
+        <w:spacing w:after="60" w:line="360"/>
+        <w:jc w:val="both"/>
+      </w:pPr>
+      <w:r>
+        <w:rPr>
+          <w:rFonts w:ascii="Times New Roman" w:cs="Times New Roman" w:eastAsia="Times New Roman" w:hAnsi="Times New Roman"/>
+          <w:sz w:val="28"/>
+          <w:szCs w:val="28"/>
+        </w:rPr>
+        <w:t xml:space="preserve">Анимация изменения числа через after()-таймеры (плавный переход цвета);</w:t>
+      </w:r>
+    </w:p>
+    <w:p>
+      <w:pPr>
+        <w:pStyle w:val="ListParagraph"/>
+        <w:numPr>
+          <w:ilvl w:val="0"/>
+          <w:numId w:val="2"/>
+        </w:numPr>
+        <w:spacing w:after="60" w:line="360"/>
+        <w:jc w:val="both"/>
+      </w:pPr>
+      <w:r>
+        <w:rPr>
+          <w:rFonts w:ascii="Times New Roman" w:cs="Times New Roman" w:eastAsia="Times New Roman" w:hAnsi="Times New Roman"/>
+          <w:sz w:val="28"/>
+          <w:szCs w:val="28"/>
+        </w:rPr>
+        <w:t xml:space="preserve">История изменений с возможностью отмены (undo/redo) через collections.deque;</w:t>
+      </w:r>
+    </w:p>
+    <w:p>
+      <w:pPr>
+        <w:pStyle w:val="ListParagraph"/>
+        <w:numPr>
+          <w:ilvl w:val="0"/>
+          <w:numId w:val="2"/>
+        </w:numPr>
+        <w:spacing w:after="60" w:line="360"/>
+        <w:jc w:val="both"/>
+      </w:pPr>
+      <w:r>
+        <w:rPr>
+          <w:rFonts w:ascii="Times New Roman" w:cs="Times New Roman" w:eastAsia="Times New Roman" w:hAnsi="Times New Roman"/>
+          <w:sz w:val="28"/>
+          <w:szCs w:val="28"/>
+        </w:rPr>
+        <w:t xml:space="preserve">Сохранение значения в файл (json/pickle) между запусками программы;</w:t>
+      </w:r>
+    </w:p>
+    <w:p>
+      <w:pPr>
+        <w:pStyle w:val="ListParagraph"/>
+        <w:numPr>
+          <w:ilvl w:val="0"/>
+          <w:numId w:val="2"/>
+        </w:numPr>
+        <w:spacing w:after="60" w:line="360"/>
+        <w:jc w:val="both"/>
+      </w:pPr>
+      <w:r>
+        <w:rPr>
+          <w:rFonts w:ascii="Times New Roman" w:cs="Times New Roman" w:eastAsia="Times New Roman" w:hAnsi="Times New Roman"/>
+          <w:sz w:val="28"/>
+          <w:szCs w:val="28"/>
+        </w:rPr>
+        <w:t xml:space="preserve">Долгое нажатие на кнопку — автоповтор инкремента (через after-таймеры);</w:t>
+      </w:r>
+    </w:p>
+    <w:p>
+      <w:pPr>
+        <w:pStyle w:val="ListParagraph"/>
+        <w:numPr>
+          <w:ilvl w:val="0"/>
+          <w:numId w:val="2"/>
+        </w:numPr>
+        <w:spacing w:after="60" w:line="360"/>
+        <w:jc w:val="both"/>
+      </w:pPr>
+      <w:r>
+        <w:rPr>
+          <w:rFonts w:ascii="Times New Roman" w:cs="Times New Roman" w:eastAsia="Times New Roman" w:hAnsi="Times New Roman"/>
+          <w:sz w:val="28"/>
+          <w:szCs w:val="28"/>
+        </w:rPr>
+        <w:t xml:space="preserve">Несколько счётчиков в одном окне (например, табы через ttk.Notebook);</w:t>
+      </w:r>
+    </w:p>
+    <w:p>
+      <w:pPr>
+        <w:pStyle w:val="ListParagraph"/>
+        <w:numPr>
+          <w:ilvl w:val="0"/>
+          <w:numId w:val="2"/>
+        </w:numPr>
+        <w:spacing w:after="60" w:line="360"/>
+        <w:jc w:val="both"/>
+      </w:pPr>
+      <w:r>
+        <w:rPr>
+          <w:rFonts w:ascii="Times New Roman" w:cs="Times New Roman" w:eastAsia="Times New Roman" w:hAnsi="Times New Roman"/>
+          <w:sz w:val="28"/>
+          <w:szCs w:val="28"/>
+        </w:rPr>
+        <w:t xml:space="preserve">Тёмная тема через ttk.Style или замену на CustomTkinter;</w:t>
+      </w:r>
+    </w:p>
+    <w:p>
+      <w:pPr>
+        <w:pStyle w:val="ListParagraph"/>
+        <w:numPr>
+          <w:ilvl w:val="0"/>
+          <w:numId w:val="2"/>
+        </w:numPr>
+        <w:spacing w:after="60" w:line="360"/>
+        <w:jc w:val="both"/>
+      </w:pPr>
+      <w:r>
+        <w:rPr>
+          <w:rFonts w:ascii="Times New Roman" w:cs="Times New Roman" w:eastAsia="Times New Roman" w:hAnsi="Times New Roman"/>
+          <w:sz w:val="28"/>
+          <w:szCs w:val="28"/>
+        </w:rPr>
+        <w:t xml:space="preserve">Озвучивание изменений (модуль pyttsx3 — синтез речи);</w:t>
+      </w:r>
+    </w:p>
+    <w:p>
+      <w:pPr>
+        <w:pStyle w:val="ListParagraph"/>
+        <w:numPr>
+          <w:ilvl w:val="0"/>
+          <w:numId w:val="2"/>
+        </w:numPr>
+        <w:spacing w:after="60" w:line="360"/>
+        <w:jc w:val="both"/>
+      </w:pPr>
+      <w:r>
+        <w:rPr>
+          <w:rFonts w:ascii="Times New Roman" w:cs="Times New Roman" w:eastAsia="Times New Roman" w:hAnsi="Times New Roman"/>
+          <w:sz w:val="28"/>
+          <w:szCs w:val="28"/>
+        </w:rPr>
+        <w:t xml:space="preserve">Тесты на unittest без запуска mainloop (вызов методов increment/decrement напрямую);</w:t>
+      </w:r>
+    </w:p>
+    <w:p>
+      <w:pPr>
+        <w:pStyle w:val="ListParagraph"/>
+        <w:numPr>
+          <w:ilvl w:val="0"/>
+          <w:numId w:val="2"/>
+        </w:numPr>
+        <w:spacing w:after="60" w:line="360"/>
+        <w:jc w:val="both"/>
+      </w:pPr>
+      <w:r>
+        <w:rPr>
+          <w:rFonts w:ascii="Times New Roman" w:cs="Times New Roman" w:eastAsia="Times New Roman" w:hAnsi="Times New Roman"/>
+          <w:sz w:val="28"/>
+          <w:szCs w:val="28"/>
+        </w:rPr>
+        <w:t xml:space="preserve">Упаковка в исполняемый файл через PyInstaller для распространения без установки Python.</w:t>
+      </w:r>
+    </w:p>
+    <w:p>
+      <w:pPr>
+        <w:pStyle w:val="Heading2"/>
+        <w:spacing w:after="180" w:before="300" w:line="360"/>
+      </w:pPr>
+      <w:r>
+        <w:rPr>
+          <w:rFonts w:ascii="Times New Roman" w:cs="Times New Roman" w:eastAsia="Times New Roman" w:hAnsi="Times New Roman"/>
+          <w:b/>
+          <w:bCs/>
+          <w:sz w:val="30"/>
+          <w:szCs w:val="30"/>
+        </w:rPr>
+        <w:t xml:space="preserve">3.7. Запуск программы</w:t>
       </w:r>
     </w:p>
     <w:tbl>
@@ -6880,35 +8085,133 @@
                 <w:sz w:val="22"/>
                 <w:szCs w:val="22"/>
               </w:rPr>
-              <w:t xml:space="preserve">const [count, setCount] = useState(0);  // 0 — начальное значение</w:t>
-            </w:r>
-          </w:p>
-          <w:p>
-            <w:pPr>
-              <w:spacing w:after="0" w:line="280"/>
-              <w:jc w:val="left"/>
-            </w:pPr>
-            <w:r>
-              <w:rPr>
-                <w:rFonts w:ascii="Consolas" w:cs="Consolas" w:eastAsia="Consolas" w:hAnsi="Consolas"/>
-                <w:sz w:val="22"/>
-                <w:szCs w:val="22"/>
-              </w:rPr>
-              <w:t xml:space="preserve">//      ^^^^^   ^^^^^^^^</w:t>
-            </w:r>
-          </w:p>
-          <w:p>
-            <w:pPr>
-              <w:spacing w:after="0" w:line="280"/>
-              <w:jc w:val="left"/>
-            </w:pPr>
-            <w:r>
-              <w:rPr>
-                <w:rFonts w:ascii="Consolas" w:cs="Consolas" w:eastAsia="Consolas" w:hAnsi="Consolas"/>
-                <w:sz w:val="22"/>
-                <w:szCs w:val="22"/>
-              </w:rPr>
-              <w:t xml:space="preserve">//    значение  функция-сеттер</w:t>
+              <w:t xml:space="preserve"># Tkinter входит в стандартную библиотеку Python — установка не требуется.</w:t>
+            </w:r>
+          </w:p>
+          <w:p>
+            <w:pPr>
+              <w:spacing w:after="0" w:line="280"/>
+              <w:jc w:val="left"/>
+            </w:pPr>
+            <w:r>
+              <w:rPr>
+                <w:rFonts w:ascii="Consolas" w:cs="Consolas" w:eastAsia="Consolas" w:hAnsi="Consolas"/>
+                <w:sz w:val="22"/>
+                <w:szCs w:val="22"/>
+              </w:rPr>
+              <w:t xml:space="preserve"># Проверка наличия:</w:t>
+            </w:r>
+          </w:p>
+          <w:p>
+            <w:pPr>
+              <w:spacing w:after="0" w:line="280"/>
+              <w:jc w:val="left"/>
+            </w:pPr>
+            <w:r>
+              <w:rPr>
+                <w:rFonts w:ascii="Consolas" w:cs="Consolas" w:eastAsia="Consolas" w:hAnsi="Consolas"/>
+                <w:sz w:val="22"/>
+                <w:szCs w:val="22"/>
+              </w:rPr>
+              <w:t xml:space="preserve">python -c "import tkinter; print(tkinter.TkVersion)"</w:t>
+            </w:r>
+          </w:p>
+          <w:p>
+            <w:pPr>
+              <w:spacing w:after="0" w:line="280"/>
+              <w:jc w:val="left"/>
+            </w:pPr>
+            <w:r>
+              <w:rPr>
+                <w:rFonts w:ascii="Consolas" w:cs="Consolas" w:eastAsia="Consolas" w:hAnsi="Consolas"/>
+                <w:sz w:val="22"/>
+                <w:szCs w:val="22"/>
+              </w:rPr>
+              <w:t xml:space="preserve"> </w:t>
+            </w:r>
+          </w:p>
+          <w:p>
+            <w:pPr>
+              <w:spacing w:after="0" w:line="280"/>
+              <w:jc w:val="left"/>
+            </w:pPr>
+            <w:r>
+              <w:rPr>
+                <w:rFonts w:ascii="Consolas" w:cs="Consolas" w:eastAsia="Consolas" w:hAnsi="Consolas"/>
+                <w:sz w:val="22"/>
+                <w:szCs w:val="22"/>
+              </w:rPr>
+              <w:t xml:space="preserve"># Запуск:</w:t>
+            </w:r>
+          </w:p>
+          <w:p>
+            <w:pPr>
+              <w:spacing w:after="0" w:line="280"/>
+              <w:jc w:val="left"/>
+            </w:pPr>
+            <w:r>
+              <w:rPr>
+                <w:rFonts w:ascii="Consolas" w:cs="Consolas" w:eastAsia="Consolas" w:hAnsi="Consolas"/>
+                <w:sz w:val="22"/>
+                <w:szCs w:val="22"/>
+              </w:rPr>
+              <w:t xml:space="preserve">python counter_tk.py</w:t>
+            </w:r>
+          </w:p>
+          <w:p>
+            <w:pPr>
+              <w:spacing w:after="0" w:line="280"/>
+              <w:jc w:val="left"/>
+            </w:pPr>
+            <w:r>
+              <w:rPr>
+                <w:rFonts w:ascii="Consolas" w:cs="Consolas" w:eastAsia="Consolas" w:hAnsi="Consolas"/>
+                <w:sz w:val="22"/>
+                <w:szCs w:val="22"/>
+              </w:rPr>
+              <w:t xml:space="preserve"> </w:t>
+            </w:r>
+          </w:p>
+          <w:p>
+            <w:pPr>
+              <w:spacing w:after="0" w:line="280"/>
+              <w:jc w:val="left"/>
+            </w:pPr>
+            <w:r>
+              <w:rPr>
+                <w:rFonts w:ascii="Consolas" w:cs="Consolas" w:eastAsia="Consolas" w:hAnsi="Consolas"/>
+                <w:sz w:val="22"/>
+                <w:szCs w:val="22"/>
+              </w:rPr>
+              <w:t xml:space="preserve"># Если Tkinter не установлен (Linux):</w:t>
+            </w:r>
+          </w:p>
+          <w:p>
+            <w:pPr>
+              <w:spacing w:after="0" w:line="280"/>
+              <w:jc w:val="left"/>
+            </w:pPr>
+            <w:r>
+              <w:rPr>
+                <w:rFonts w:ascii="Consolas" w:cs="Consolas" w:eastAsia="Consolas" w:hAnsi="Consolas"/>
+                <w:sz w:val="22"/>
+                <w:szCs w:val="22"/>
+              </w:rPr>
+              <w:t xml:space="preserve">sudo apt install python3-tk        # Debian/Ubuntu</w:t>
+            </w:r>
+          </w:p>
+          <w:p>
+            <w:pPr>
+              <w:spacing w:after="0" w:line="280"/>
+              <w:jc w:val="left"/>
+            </w:pPr>
+            <w:r>
+              <w:rPr>
+                <w:rFonts w:ascii="Consolas" w:cs="Consolas" w:eastAsia="Consolas" w:hAnsi="Consolas"/>
+                <w:sz w:val="22"/>
+                <w:szCs w:val="22"/>
+              </w:rPr>
+              <w:t xml:space="preserve">sudo dnf install python3-tkinter   # Fedora/RHEL</w:t>
             </w:r>
           </w:p>
         </w:tc>
@@ -6925,105 +8228,6 @@
           <w:szCs w:val="28"/>
         </w:rPr>
         <w:t xml:space="preserve"/>
-      </w:r>
-    </w:p>
-    <w:p>
-      <w:pPr>
-        <w:pStyle w:val="Heading3"/>
-        <w:spacing w:after="120" w:before="240" w:line="360"/>
-      </w:pPr>
-      <w:r>
-        <w:rPr>
-          <w:rFonts w:ascii="Times New Roman" w:cs="Times New Roman" w:eastAsia="Times New Roman" w:hAnsi="Times New Roman"/>
-          <w:b/>
-          <w:bCs/>
-          <w:i/>
-          <w:iCs/>
-          <w:sz w:val="28"/>
-          <w:szCs w:val="28"/>
-        </w:rPr>
-        <w:t xml:space="preserve">Функциональное обновление</w:t>
-      </w:r>
-    </w:p>
-    <w:p>
-      <w:pPr>
-        <w:spacing w:after="120" w:line="360"/>
-        <w:ind w:firstLine="720"/>
-        <w:jc w:val="both"/>
-      </w:pPr>
-      <w:r>
-        <w:rPr>
-          <w:rFonts w:ascii="Times New Roman" w:cs="Times New Roman" w:eastAsia="Times New Roman" w:hAnsi="Times New Roman"/>
-          <w:sz w:val="28"/>
-          <w:szCs w:val="28"/>
-        </w:rPr>
-        <w:t xml:space="preserve">Использование setCount(prev =&gt; prev + 1) вместо setCount(count + 1) — современная рекомендация. Причина — батчинг (пакетная обработка) обновлений в React 18: если несколько setState вызваны подряд, React может объединить их в одно обновление. При функциональном подходе каждое обновление гарантированно увидит актуальное значение, а не «снимок» состояния из момента вызова обработчика.</w:t>
-      </w:r>
-    </w:p>
-    <w:p>
-      <w:pPr>
-        <w:pStyle w:val="Heading3"/>
-        <w:spacing w:after="120" w:before="240" w:line="360"/>
-      </w:pPr>
-      <w:r>
-        <w:rPr>
-          <w:rFonts w:ascii="Times New Roman" w:cs="Times New Roman" w:eastAsia="Times New Roman" w:hAnsi="Times New Roman"/>
-          <w:b/>
-          <w:bCs/>
-          <w:i/>
-          <w:iCs/>
-          <w:sz w:val="28"/>
-          <w:szCs w:val="28"/>
-        </w:rPr>
-        <w:t xml:space="preserve">Обработчики событий</w:t>
-      </w:r>
-    </w:p>
-    <w:p>
-      <w:pPr>
-        <w:spacing w:after="120" w:line="360"/>
-        <w:ind w:firstLine="720"/>
-        <w:jc w:val="both"/>
-      </w:pPr>
-      <w:r>
-        <w:rPr>
-          <w:rFonts w:ascii="Times New Roman" w:cs="Times New Roman" w:eastAsia="Times New Roman" w:hAnsi="Times New Roman"/>
-          <w:sz w:val="28"/>
-          <w:szCs w:val="28"/>
-        </w:rPr>
-        <w:t xml:space="preserve">В React события записываются camelCase (onClick, не onclick) и принимают функции (а не строки). В стрелочных функциях this не привязан, что устраняет классическую проблему React-классов. JSX компилируется через Babel/SWC в вызовы React.createElement().</w:t>
-      </w:r>
-    </w:p>
-    <w:p>
-      <w:pPr>
-        <w:pStyle w:val="Heading3"/>
-        <w:spacing w:after="120" w:before="240" w:line="360"/>
-      </w:pPr>
-      <w:r>
-        <w:rPr>
-          <w:rFonts w:ascii="Times New Roman" w:cs="Times New Roman" w:eastAsia="Times New Roman" w:hAnsi="Times New Roman"/>
-          <w:b/>
-          <w:bCs/>
-          <w:i/>
-          <w:iCs/>
-          <w:sz w:val="28"/>
-          <w:szCs w:val="28"/>
-        </w:rPr>
-        <w:t xml:space="preserve">Условная стилизация</w:t>
-      </w:r>
-    </w:p>
-    <w:p>
-      <w:pPr>
-        <w:spacing w:after="120" w:line="360"/>
-        <w:ind w:firstLine="720"/>
-        <w:jc w:val="both"/>
-      </w:pPr>
-      <w:r>
-        <w:rPr>
-          <w:rFonts w:ascii="Times New Roman" w:cs="Times New Roman" w:eastAsia="Times New Roman" w:hAnsi="Times New Roman"/>
-          <w:sz w:val="28"/>
-          <w:szCs w:val="28"/>
-        </w:rPr>
-        <w:t xml:space="preserve">Шаблонная строка `text-7xl font-bold ${numberColor}` с интерполяцией позволяет менять стили в зависимости от состояния — простой и читаемый способ условной стилизации.</w:t>
       </w:r>
     </w:p>
     <w:p>
@@ -7039,7 +8243,7 @@
           <w:sz w:val="30"/>
           <w:szCs w:val="30"/>
         </w:rPr>
-        <w:t xml:space="preserve">3.6. Доступность (Accessibility)</w:t>
+        <w:t xml:space="preserve">Выводы по вопросу 3</w:t>
       </w:r>
     </w:p>
     <w:p>
@@ -7054,653 +8258,7 @@
           <w:sz w:val="28"/>
           <w:szCs w:val="28"/>
         </w:rPr>
-        <w:t xml:space="preserve">В компоненте учтены требования веб-доступности (WCAG 2.1):</w:t>
-      </w:r>
-    </w:p>
-    <w:p>
-      <w:pPr>
-        <w:pStyle w:val="ListParagraph"/>
-        <w:numPr>
-          <w:ilvl w:val="0"/>
-          <w:numId w:val="2"/>
-        </w:numPr>
-        <w:spacing w:after="60" w:line="360"/>
-        <w:jc w:val="both"/>
-      </w:pPr>
-      <w:r>
-        <w:rPr>
-          <w:rFonts w:ascii="Times New Roman" w:cs="Times New Roman" w:eastAsia="Times New Roman" w:hAnsi="Times New Roman"/>
-          <w:sz w:val="28"/>
-          <w:szCs w:val="28"/>
-        </w:rPr>
-        <w:t xml:space="preserve">Семантический тег &lt;button&gt; вместо &lt;div&gt; с onClick — даёт автоматическую клавиатурную навигацию (Tab, Enter, Space);</w:t>
-      </w:r>
-    </w:p>
-    <w:p>
-      <w:pPr>
-        <w:pStyle w:val="ListParagraph"/>
-        <w:numPr>
-          <w:ilvl w:val="0"/>
-          <w:numId w:val="2"/>
-        </w:numPr>
-        <w:spacing w:after="60" w:line="360"/>
-        <w:jc w:val="both"/>
-      </w:pPr>
-      <w:r>
-        <w:rPr>
-          <w:rFonts w:ascii="Times New Roman" w:cs="Times New Roman" w:eastAsia="Times New Roman" w:hAnsi="Times New Roman"/>
-          <w:sz w:val="28"/>
-          <w:szCs w:val="28"/>
-        </w:rPr>
-        <w:t xml:space="preserve">Атрибут aria-label на кнопках («Уменьшить значение на 1») — экранный диктор зачитывает осмысленное название;</w:t>
-      </w:r>
-    </w:p>
-    <w:p>
-      <w:pPr>
-        <w:pStyle w:val="ListParagraph"/>
-        <w:numPr>
-          <w:ilvl w:val="0"/>
-          <w:numId w:val="2"/>
-        </w:numPr>
-        <w:spacing w:after="60" w:line="360"/>
-        <w:jc w:val="both"/>
-      </w:pPr>
-      <w:r>
-        <w:rPr>
-          <w:rFonts w:ascii="Times New Roman" w:cs="Times New Roman" w:eastAsia="Times New Roman" w:hAnsi="Times New Roman"/>
-          <w:sz w:val="28"/>
-          <w:szCs w:val="28"/>
-        </w:rPr>
-        <w:t xml:space="preserve">Атрибут aria-live="polite" на отображаемом числе — диктор зачитывает новое значение при изменении;</w:t>
-      </w:r>
-    </w:p>
-    <w:p>
-      <w:pPr>
-        <w:pStyle w:val="ListParagraph"/>
-        <w:numPr>
-          <w:ilvl w:val="0"/>
-          <w:numId w:val="2"/>
-        </w:numPr>
-        <w:spacing w:after="60" w:line="360"/>
-        <w:jc w:val="both"/>
-      </w:pPr>
-      <w:r>
-        <w:rPr>
-          <w:rFonts w:ascii="Times New Roman" w:cs="Times New Roman" w:eastAsia="Times New Roman" w:hAnsi="Times New Roman"/>
-          <w:sz w:val="28"/>
-          <w:szCs w:val="28"/>
-        </w:rPr>
-        <w:t xml:space="preserve">Видимый focus-ring (focus:ring-2) — пользователь клавиатуры видит, где находится фокус;</w:t>
-      </w:r>
-    </w:p>
-    <w:p>
-      <w:pPr>
-        <w:pStyle w:val="ListParagraph"/>
-        <w:numPr>
-          <w:ilvl w:val="0"/>
-          <w:numId w:val="2"/>
-        </w:numPr>
-        <w:spacing w:after="60" w:line="360"/>
-        <w:jc w:val="both"/>
-      </w:pPr>
-      <w:r>
-        <w:rPr>
-          <w:rFonts w:ascii="Times New Roman" w:cs="Times New Roman" w:eastAsia="Times New Roman" w:hAnsi="Times New Roman"/>
-          <w:sz w:val="28"/>
-          <w:szCs w:val="28"/>
-        </w:rPr>
-        <w:t xml:space="preserve">Контрастные цвета (синий, красный на белом) — соответствуют WCAG AA;</w:t>
-      </w:r>
-    </w:p>
-    <w:p>
-      <w:pPr>
-        <w:pStyle w:val="ListParagraph"/>
-        <w:numPr>
-          <w:ilvl w:val="0"/>
-          <w:numId w:val="2"/>
-        </w:numPr>
-        <w:spacing w:after="60" w:line="360"/>
-        <w:jc w:val="both"/>
-      </w:pPr>
-      <w:r>
-        <w:rPr>
-          <w:rFonts w:ascii="Times New Roman" w:cs="Times New Roman" w:eastAsia="Times New Roman" w:hAnsi="Times New Roman"/>
-          <w:sz w:val="28"/>
-          <w:szCs w:val="28"/>
-        </w:rPr>
-        <w:t xml:space="preserve">Размер кликабельных областей ≥ 44×44 пикселя (рекомендация для мобильных);</w:t>
-      </w:r>
-    </w:p>
-    <w:p>
-      <w:pPr>
-        <w:pStyle w:val="ListParagraph"/>
-        <w:numPr>
-          <w:ilvl w:val="0"/>
-          <w:numId w:val="2"/>
-        </w:numPr>
-        <w:spacing w:after="60" w:line="360"/>
-        <w:jc w:val="both"/>
-      </w:pPr>
-      <w:r>
-        <w:rPr>
-          <w:rFonts w:ascii="Times New Roman" w:cs="Times New Roman" w:eastAsia="Times New Roman" w:hAnsi="Times New Roman"/>
-          <w:sz w:val="28"/>
-          <w:szCs w:val="28"/>
-        </w:rPr>
-        <w:t xml:space="preserve">Состояние disabled для кнопки сброса когда count = 0 — отключает действие и визуально показывает это.</w:t>
-      </w:r>
-    </w:p>
-    <w:p>
-      <w:pPr>
-        <w:pStyle w:val="Heading2"/>
-        <w:spacing w:after="180" w:before="300" w:line="360"/>
-      </w:pPr>
-      <w:r>
-        <w:rPr>
-          <w:rFonts w:ascii="Times New Roman" w:cs="Times New Roman" w:eastAsia="Times New Roman" w:hAnsi="Times New Roman"/>
-          <w:b/>
-          <w:bCs/>
-          <w:sz w:val="30"/>
-          <w:szCs w:val="30"/>
-        </w:rPr>
-        <w:t xml:space="preserve">3.7. Возможные расширения</w:t>
-      </w:r>
-    </w:p>
-    <w:p>
-      <w:pPr>
-        <w:pStyle w:val="ListParagraph"/>
-        <w:numPr>
-          <w:ilvl w:val="0"/>
-          <w:numId w:val="2"/>
-        </w:numPr>
-        <w:spacing w:after="60" w:line="360"/>
-        <w:jc w:val="both"/>
-      </w:pPr>
-      <w:r>
-        <w:rPr>
-          <w:rFonts w:ascii="Times New Roman" w:cs="Times New Roman" w:eastAsia="Times New Roman" w:hAnsi="Times New Roman"/>
-          <w:sz w:val="28"/>
-          <w:szCs w:val="28"/>
-        </w:rPr>
-        <w:t xml:space="preserve">Шаг изменения (step prop) — увеличение/уменьшение на любое значение, не только 1;</w:t>
-      </w:r>
-    </w:p>
-    <w:p>
-      <w:pPr>
-        <w:pStyle w:val="ListParagraph"/>
-        <w:numPr>
-          <w:ilvl w:val="0"/>
-          <w:numId w:val="2"/>
-        </w:numPr>
-        <w:spacing w:after="60" w:line="360"/>
-        <w:jc w:val="both"/>
-      </w:pPr>
-      <w:r>
-        <w:rPr>
-          <w:rFonts w:ascii="Times New Roman" w:cs="Times New Roman" w:eastAsia="Times New Roman" w:hAnsi="Times New Roman"/>
-          <w:sz w:val="28"/>
-          <w:szCs w:val="28"/>
-        </w:rPr>
-        <w:t xml:space="preserve">Минимум и максимум (min/max props) с блокировкой кнопок на границах;</w:t>
-      </w:r>
-    </w:p>
-    <w:p>
-      <w:pPr>
-        <w:pStyle w:val="ListParagraph"/>
-        <w:numPr>
-          <w:ilvl w:val="0"/>
-          <w:numId w:val="2"/>
-        </w:numPr>
-        <w:spacing w:after="60" w:line="360"/>
-        <w:jc w:val="both"/>
-      </w:pPr>
-      <w:r>
-        <w:rPr>
-          <w:rFonts w:ascii="Times New Roman" w:cs="Times New Roman" w:eastAsia="Times New Roman" w:hAnsi="Times New Roman"/>
-          <w:sz w:val="28"/>
-          <w:szCs w:val="28"/>
-        </w:rPr>
-        <w:t xml:space="preserve">Анимация изменения числа (framer-motion);</w:t>
-      </w:r>
-    </w:p>
-    <w:p>
-      <w:pPr>
-        <w:pStyle w:val="ListParagraph"/>
-        <w:numPr>
-          <w:ilvl w:val="0"/>
-          <w:numId w:val="2"/>
-        </w:numPr>
-        <w:spacing w:after="60" w:line="360"/>
-        <w:jc w:val="both"/>
-      </w:pPr>
-      <w:r>
-        <w:rPr>
-          <w:rFonts w:ascii="Times New Roman" w:cs="Times New Roman" w:eastAsia="Times New Roman" w:hAnsi="Times New Roman"/>
-          <w:sz w:val="28"/>
-          <w:szCs w:val="28"/>
-        </w:rPr>
-        <w:t xml:space="preserve">История изменений с возможностью «отменить» (undo/redo через useReducer);</w:t>
-      </w:r>
-    </w:p>
-    <w:p>
-      <w:pPr>
-        <w:pStyle w:val="ListParagraph"/>
-        <w:numPr>
-          <w:ilvl w:val="0"/>
-          <w:numId w:val="2"/>
-        </w:numPr>
-        <w:spacing w:after="60" w:line="360"/>
-        <w:jc w:val="both"/>
-      </w:pPr>
-      <w:r>
-        <w:rPr>
-          <w:rFonts w:ascii="Times New Roman" w:cs="Times New Roman" w:eastAsia="Times New Roman" w:hAnsi="Times New Roman"/>
-          <w:sz w:val="28"/>
-          <w:szCs w:val="28"/>
-        </w:rPr>
-        <w:t xml:space="preserve">Сохранение состояния в localStorage между перезагрузками страницы;</w:t>
-      </w:r>
-    </w:p>
-    <w:p>
-      <w:pPr>
-        <w:pStyle w:val="ListParagraph"/>
-        <w:numPr>
-          <w:ilvl w:val="0"/>
-          <w:numId w:val="2"/>
-        </w:numPr>
-        <w:spacing w:after="60" w:line="360"/>
-        <w:jc w:val="both"/>
-      </w:pPr>
-      <w:r>
-        <w:rPr>
-          <w:rFonts w:ascii="Times New Roman" w:cs="Times New Roman" w:eastAsia="Times New Roman" w:hAnsi="Times New Roman"/>
-          <w:sz w:val="28"/>
-          <w:szCs w:val="28"/>
-        </w:rPr>
-        <w:t xml:space="preserve">Двойной клик на «+» — увеличение на 10; долгое нажатие — автоповтор;</w:t>
-      </w:r>
-    </w:p>
-    <w:p>
-      <w:pPr>
-        <w:pStyle w:val="ListParagraph"/>
-        <w:numPr>
-          <w:ilvl w:val="0"/>
-          <w:numId w:val="2"/>
-        </w:numPr>
-        <w:spacing w:after="60" w:line="360"/>
-        <w:jc w:val="both"/>
-      </w:pPr>
-      <w:r>
-        <w:rPr>
-          <w:rFonts w:ascii="Times New Roman" w:cs="Times New Roman" w:eastAsia="Times New Roman" w:hAnsi="Times New Roman"/>
-          <w:sz w:val="28"/>
-          <w:szCs w:val="28"/>
-        </w:rPr>
-        <w:t xml:space="preserve">Несколько счётчиков с общей суммой через Context API или Redux;</w:t>
-      </w:r>
-    </w:p>
-    <w:p>
-      <w:pPr>
-        <w:pStyle w:val="ListParagraph"/>
-        <w:numPr>
-          <w:ilvl w:val="0"/>
-          <w:numId w:val="2"/>
-        </w:numPr>
-        <w:spacing w:after="60" w:line="360"/>
-        <w:jc w:val="both"/>
-      </w:pPr>
-      <w:r>
-        <w:rPr>
-          <w:rFonts w:ascii="Times New Roman" w:cs="Times New Roman" w:eastAsia="Times New Roman" w:hAnsi="Times New Roman"/>
-          <w:sz w:val="28"/>
-          <w:szCs w:val="28"/>
-        </w:rPr>
-        <w:t xml:space="preserve">Тёмная тема (dark mode) через CSS-переменные или Tailwind dark:;</w:t>
-      </w:r>
-    </w:p>
-    <w:p>
-      <w:pPr>
-        <w:pStyle w:val="ListParagraph"/>
-        <w:numPr>
-          <w:ilvl w:val="0"/>
-          <w:numId w:val="2"/>
-        </w:numPr>
-        <w:spacing w:after="60" w:line="360"/>
-        <w:jc w:val="both"/>
-      </w:pPr>
-      <w:r>
-        <w:rPr>
-          <w:rFonts w:ascii="Times New Roman" w:cs="Times New Roman" w:eastAsia="Times New Roman" w:hAnsi="Times New Roman"/>
-          <w:sz w:val="28"/>
-          <w:szCs w:val="28"/>
-        </w:rPr>
-        <w:t xml:space="preserve">Тесты на @testing-library/react: рендер, симуляция кликов, проверка значений;</w:t>
-      </w:r>
-    </w:p>
-    <w:p>
-      <w:pPr>
-        <w:pStyle w:val="ListParagraph"/>
-        <w:numPr>
-          <w:ilvl w:val="0"/>
-          <w:numId w:val="2"/>
-        </w:numPr>
-        <w:spacing w:after="60" w:line="360"/>
-        <w:jc w:val="both"/>
-      </w:pPr>
-      <w:r>
-        <w:rPr>
-          <w:rFonts w:ascii="Times New Roman" w:cs="Times New Roman" w:eastAsia="Times New Roman" w:hAnsi="Times New Roman"/>
-          <w:sz w:val="28"/>
-          <w:szCs w:val="28"/>
-        </w:rPr>
-        <w:t xml:space="preserve">Интернационализация (react-i18next): «Counter» / «Счётчик».</w:t>
-      </w:r>
-    </w:p>
-    <w:p>
-      <w:pPr>
-        <w:pStyle w:val="Heading2"/>
-        <w:spacing w:after="180" w:before="300" w:line="360"/>
-      </w:pPr>
-      <w:r>
-        <w:rPr>
-          <w:rFonts w:ascii="Times New Roman" w:cs="Times New Roman" w:eastAsia="Times New Roman" w:hAnsi="Times New Roman"/>
-          <w:b/>
-          <w:bCs/>
-          <w:sz w:val="30"/>
-          <w:szCs w:val="30"/>
-        </w:rPr>
-        <w:t xml:space="preserve">3.8. Запуск проекта</w:t>
-      </w:r>
-    </w:p>
-    <w:p>
-      <w:pPr>
-        <w:spacing w:after="120" w:line="360"/>
-        <w:ind w:firstLine="720"/>
-        <w:jc w:val="both"/>
-      </w:pPr>
-      <w:r>
-        <w:rPr>
-          <w:rFonts w:ascii="Times New Roman" w:cs="Times New Roman" w:eastAsia="Times New Roman" w:hAnsi="Times New Roman"/>
-          <w:sz w:val="28"/>
-          <w:szCs w:val="28"/>
-        </w:rPr>
-        <w:t xml:space="preserve">Для проверки компонента в локальной среде:</w:t>
-      </w:r>
-    </w:p>
-    <w:tbl>
-      <w:tblPr>
-        <w:tblW w:type="dxa" w:w="9360"/>
-        <w:tblBorders>
-          <w:top w:val="single" w:color="auto" w:sz="4"/>
-          <w:left w:val="single" w:color="auto" w:sz="4"/>
-          <w:bottom w:val="single" w:color="auto" w:sz="4"/>
-          <w:right w:val="single" w:color="auto" w:sz="4"/>
-          <w:insideH w:val="single" w:color="auto" w:sz="4"/>
-          <w:insideV w:val="single" w:color="auto" w:sz="4"/>
-        </w:tblBorders>
-      </w:tblPr>
-      <w:tblGrid>
-        <w:gridCol w:w="9360"/>
-      </w:tblGrid>
-      <w:tr>
-        <w:tc>
-          <w:tcPr>
-            <w:tcW w:type="dxa" w:w="9360"/>
-            <w:tcBorders>
-              <w:top w:val="single" w:color="888888" w:sz="4"/>
-              <w:left w:val="single" w:color="888888" w:sz="4"/>
-              <w:bottom w:val="single" w:color="888888" w:sz="4"/>
-              <w:right w:val="single" w:color="888888" w:sz="4"/>
-            </w:tcBorders>
-            <w:shd w:fill="F5F5F5" w:val="clear"/>
-            <w:tcMar>
-              <w:top w:type="dxa" w:w="120"/>
-              <w:left w:type="dxa" w:w="160"/>
-              <w:bottom w:type="dxa" w:w="120"/>
-              <w:right w:type="dxa" w:w="160"/>
-            </w:tcMar>
-          </w:tcPr>
-          <w:p>
-            <w:pPr>
-              <w:spacing w:after="0" w:line="280"/>
-              <w:jc w:val="left"/>
-            </w:pPr>
-            <w:r>
-              <w:rPr>
-                <w:rFonts w:ascii="Consolas" w:cs="Consolas" w:eastAsia="Consolas" w:hAnsi="Consolas"/>
-                <w:sz w:val="22"/>
-                <w:szCs w:val="22"/>
-              </w:rPr>
-              <w:t xml:space="preserve"># Создаём новый React-проект через Vite</w:t>
-            </w:r>
-          </w:p>
-          <w:p>
-            <w:pPr>
-              <w:spacing w:after="0" w:line="280"/>
-              <w:jc w:val="left"/>
-            </w:pPr>
-            <w:r>
-              <w:rPr>
-                <w:rFonts w:ascii="Consolas" w:cs="Consolas" w:eastAsia="Consolas" w:hAnsi="Consolas"/>
-                <w:sz w:val="22"/>
-                <w:szCs w:val="22"/>
-              </w:rPr>
-              <w:t xml:space="preserve">npm create vite@latest counter-app -- --template react</w:t>
-            </w:r>
-          </w:p>
-          <w:p>
-            <w:pPr>
-              <w:spacing w:after="0" w:line="280"/>
-              <w:jc w:val="left"/>
-            </w:pPr>
-            <w:r>
-              <w:rPr>
-                <w:rFonts w:ascii="Consolas" w:cs="Consolas" w:eastAsia="Consolas" w:hAnsi="Consolas"/>
-                <w:sz w:val="22"/>
-                <w:szCs w:val="22"/>
-              </w:rPr>
-              <w:t xml:space="preserve">cd counter-app</w:t>
-            </w:r>
-          </w:p>
-          <w:p>
-            <w:pPr>
-              <w:spacing w:after="0" w:line="280"/>
-              <w:jc w:val="left"/>
-            </w:pPr>
-            <w:r>
-              <w:rPr>
-                <w:rFonts w:ascii="Consolas" w:cs="Consolas" w:eastAsia="Consolas" w:hAnsi="Consolas"/>
-                <w:sz w:val="22"/>
-                <w:szCs w:val="22"/>
-              </w:rPr>
-              <w:t xml:space="preserve">npm install</w:t>
-            </w:r>
-          </w:p>
-          <w:p>
-            <w:pPr>
-              <w:spacing w:after="0" w:line="280"/>
-              <w:jc w:val="left"/>
-            </w:pPr>
-            <w:r>
-              <w:rPr>
-                <w:rFonts w:ascii="Consolas" w:cs="Consolas" w:eastAsia="Consolas" w:hAnsi="Consolas"/>
-                <w:sz w:val="22"/>
-                <w:szCs w:val="22"/>
-              </w:rPr>
-              <w:t xml:space="preserve">npm install -D tailwindcss postcss autoprefixer</w:t>
-            </w:r>
-          </w:p>
-          <w:p>
-            <w:pPr>
-              <w:spacing w:after="0" w:line="280"/>
-              <w:jc w:val="left"/>
-            </w:pPr>
-            <w:r>
-              <w:rPr>
-                <w:rFonts w:ascii="Consolas" w:cs="Consolas" w:eastAsia="Consolas" w:hAnsi="Consolas"/>
-                <w:sz w:val="22"/>
-                <w:szCs w:val="22"/>
-              </w:rPr>
-              <w:t xml:space="preserve">npx tailwindcss init -p</w:t>
-            </w:r>
-          </w:p>
-          <w:p>
-            <w:pPr>
-              <w:spacing w:after="0" w:line="280"/>
-              <w:jc w:val="left"/>
-            </w:pPr>
-            <w:r>
-              <w:rPr>
-                <w:rFonts w:ascii="Consolas" w:cs="Consolas" w:eastAsia="Consolas" w:hAnsi="Consolas"/>
-                <w:sz w:val="22"/>
-                <w:szCs w:val="22"/>
-              </w:rPr>
-              <w:t xml:space="preserve"> </w:t>
-            </w:r>
-          </w:p>
-          <w:p>
-            <w:pPr>
-              <w:spacing w:after="0" w:line="280"/>
-              <w:jc w:val="left"/>
-            </w:pPr>
-            <w:r>
-              <w:rPr>
-                <w:rFonts w:ascii="Consolas" w:cs="Consolas" w:eastAsia="Consolas" w:hAnsi="Consolas"/>
-                <w:sz w:val="22"/>
-                <w:szCs w:val="22"/>
-              </w:rPr>
-              <w:t xml:space="preserve"># Копируем код в src/Counter.jsx</w:t>
-            </w:r>
-          </w:p>
-          <w:p>
-            <w:pPr>
-              <w:spacing w:after="0" w:line="280"/>
-              <w:jc w:val="left"/>
-            </w:pPr>
-            <w:r>
-              <w:rPr>
-                <w:rFonts w:ascii="Consolas" w:cs="Consolas" w:eastAsia="Consolas" w:hAnsi="Consolas"/>
-                <w:sz w:val="22"/>
-                <w:szCs w:val="22"/>
-              </w:rPr>
-              <w:t xml:space="preserve"># Импортируем в src/App.jsx:</w:t>
-            </w:r>
-          </w:p>
-          <w:p>
-            <w:pPr>
-              <w:spacing w:after="0" w:line="280"/>
-              <w:jc w:val="left"/>
-            </w:pPr>
-            <w:r>
-              <w:rPr>
-                <w:rFonts w:ascii="Consolas" w:cs="Consolas" w:eastAsia="Consolas" w:hAnsi="Consolas"/>
-                <w:sz w:val="22"/>
-                <w:szCs w:val="22"/>
-              </w:rPr>
-              <w:t xml:space="preserve">#   import Counter from "./Counter";</w:t>
-            </w:r>
-          </w:p>
-          <w:p>
-            <w:pPr>
-              <w:spacing w:after="0" w:line="280"/>
-              <w:jc w:val="left"/>
-            </w:pPr>
-            <w:r>
-              <w:rPr>
-                <w:rFonts w:ascii="Consolas" w:cs="Consolas" w:eastAsia="Consolas" w:hAnsi="Consolas"/>
-                <w:sz w:val="22"/>
-                <w:szCs w:val="22"/>
-              </w:rPr>
-              <w:t xml:space="preserve">#   export default function App() { return &lt;Counter /&gt;; }</w:t>
-            </w:r>
-          </w:p>
-          <w:p>
-            <w:pPr>
-              <w:spacing w:after="0" w:line="280"/>
-              <w:jc w:val="left"/>
-            </w:pPr>
-            <w:r>
-              <w:rPr>
-                <w:rFonts w:ascii="Consolas" w:cs="Consolas" w:eastAsia="Consolas" w:hAnsi="Consolas"/>
-                <w:sz w:val="22"/>
-                <w:szCs w:val="22"/>
-              </w:rPr>
-              <w:t xml:space="preserve"> </w:t>
-            </w:r>
-          </w:p>
-          <w:p>
-            <w:pPr>
-              <w:spacing w:after="0" w:line="280"/>
-              <w:jc w:val="left"/>
-            </w:pPr>
-            <w:r>
-              <w:rPr>
-                <w:rFonts w:ascii="Consolas" w:cs="Consolas" w:eastAsia="Consolas" w:hAnsi="Consolas"/>
-                <w:sz w:val="22"/>
-                <w:szCs w:val="22"/>
-              </w:rPr>
-              <w:t xml:space="preserve"># Запускаем dev-сервер</w:t>
-            </w:r>
-          </w:p>
-          <w:p>
-            <w:pPr>
-              <w:spacing w:after="0" w:line="280"/>
-              <w:jc w:val="left"/>
-            </w:pPr>
-            <w:r>
-              <w:rPr>
-                <w:rFonts w:ascii="Consolas" w:cs="Consolas" w:eastAsia="Consolas" w:hAnsi="Consolas"/>
-                <w:sz w:val="22"/>
-                <w:szCs w:val="22"/>
-              </w:rPr>
-              <w:t xml:space="preserve">npm run dev</w:t>
-            </w:r>
-          </w:p>
-        </w:tc>
-      </w:tr>
-    </w:tbl>
-    <w:p>
-      <w:pPr>
-        <w:spacing w:after="120"/>
-      </w:pPr>
-      <w:r>
-        <w:rPr>
-          <w:rFonts w:ascii="Times New Roman" w:cs="Times New Roman" w:eastAsia="Times New Roman" w:hAnsi="Times New Roman"/>
-          <w:sz w:val="28"/>
-          <w:szCs w:val="28"/>
-        </w:rPr>
-        <w:t xml:space="preserve"/>
-      </w:r>
-    </w:p>
-    <w:p>
-      <w:pPr>
-        <w:pStyle w:val="Heading2"/>
-        <w:spacing w:after="180" w:before="300" w:line="360"/>
-      </w:pPr>
-      <w:r>
-        <w:rPr>
-          <w:rFonts w:ascii="Times New Roman" w:cs="Times New Roman" w:eastAsia="Times New Roman" w:hAnsi="Times New Roman"/>
-          <w:b/>
-          <w:bCs/>
-          <w:sz w:val="30"/>
-          <w:szCs w:val="30"/>
-        </w:rPr>
-        <w:t xml:space="preserve">Выводы по вопросу 3</w:t>
-      </w:r>
-    </w:p>
-    <w:p>
-      <w:pPr>
-        <w:spacing w:after="120" w:line="360"/>
-        <w:ind w:firstLine="720"/>
-        <w:jc w:val="both"/>
-      </w:pPr>
-      <w:r>
-        <w:rPr>
-          <w:rFonts w:ascii="Times New Roman" w:cs="Times New Roman" w:eastAsia="Times New Roman" w:hAnsi="Times New Roman"/>
-          <w:sz w:val="28"/>
-          <w:szCs w:val="28"/>
-        </w:rPr>
-        <w:t xml:space="preserve">Компонент Counter реализован на React с использованием функционального стиля и хука useState. Состояние — одно целое число count, инициализированное нулём. Три обработчика событий — increment, decrement, reset — изменяют состояние через функциональные обновления setCount(prev =&gt; ...), что гарантирует корректность при батчинге React 18. Стилизация через Tailwind CSS; цвет числа меняется в зависимости от знака (нейтральный 0, зелёный +, красный −). Учтена доступность: семантический &lt;button&gt;, aria-label на кнопках, aria-live на числе для экранных дикторов, видимый focus-ring, состояние disabled для сброса. Компонент демонстрирует базовые принципы React (компоненты, состояние, события, JSX, однонаправленный поток данных) и легко расширяется до полноценного контролируемого компонента с шагом, ограничениями, историей, темами и сохранением состояния.</w:t>
+        <w:t xml:space="preserve">Компонент Counter реализован на Python с использованием стандартной библиотеки Tkinter — без внешних зависимостей. Архитектура построена на ООП: класс Counter инкапсулирует виджеты и логику. Состояние — единственный целочисленный атрибут self.count, изменяемый тремя методами: increment(), decrement(), reset(). После каждого изменения вызывается _update_display(), который обновляет текст и цвет крупной метки (зелёный для положительных, красный для отрицательных, серый для нуля) и блокирует/разблокирует кнопку «Сбросить». Виджеты: tk.Frame (карточка), tk.Label (подпись и число), tk.Button (три кнопки с cursor="hand2" и activebackground для визуальной обратной связи). Компоновка через .pack() с side/fill/expand. Дополнительно реализованы горячие клавиши через root.bind() (+, −, ↑, ↓, R). Компонент кросс-платформенный (Windows, Linux, macOS), легко расширяется до шага, ограничений, истории undo/redo, анимаций, тёмной темы через CustomTkinter и упаковки в exe через PyInstaller.</w:t>
       </w:r>
     </w:p>
     <w:sectPr>
